--- a/StartServer.docx
+++ b/StartServer.docx
@@ -21,6 +21,19 @@
           <w:rFonts w:hint="default"/>
         </w:rPr>
       </w:pPr>
+      <w:r>
+        <w:rPr>
+          <w:rFonts w:hint="default"/>
+        </w:rPr>
+        <w:t>git push -u origin main</w:t>
+      </w:r>
+    </w:p>
+    <w:p>
+      <w:pPr>
+        <w:rPr>
+          <w:rFonts w:hint="default"/>
+        </w:rPr>
+      </w:pPr>
     </w:p>
     <w:p>
       <w:pPr>
@@ -131,126 +144,211 @@
         <w:rPr>
           <w:rFonts w:hint="default"/>
         </w:rPr>
-        <w:t xml:space="preserve"> 后端 (Go)</w:t>
-      </w:r>
-    </w:p>
-    <w:p>
-      <w:pPr>
-        <w:rPr>
-          <w:rFonts w:hint="default"/>
-        </w:rPr>
-      </w:pPr>
-    </w:p>
-    <w:p>
-      <w:pPr>
-        <w:rPr>
-          <w:rFonts w:hint="default"/>
-        </w:rPr>
-      </w:pPr>
-      <w:r>
-        <w:rPr>
-          <w:rFonts w:hint="default"/>
-        </w:rPr>
-        <w:t>cd C:\SwiftAIERP\backend</w:t>
-      </w:r>
-    </w:p>
-    <w:p>
-      <w:pPr>
-        <w:rPr>
-          <w:rFonts w:hint="default"/>
-        </w:rPr>
-      </w:pPr>
-    </w:p>
-    <w:p>
-      <w:pPr>
-        <w:rPr>
-          <w:rFonts w:hint="default"/>
-        </w:rPr>
-      </w:pPr>
-      <w:r>
-        <w:rPr>
-          <w:rFonts w:hint="default"/>
-        </w:rPr>
-        <w:t># 编译（改代码后必须）</w:t>
-      </w:r>
-    </w:p>
-    <w:p>
-      <w:pPr>
-        <w:rPr>
-          <w:rFonts w:hint="default"/>
-        </w:rPr>
-      </w:pPr>
-      <w:r>
-        <w:rPr>
-          <w:rFonts w:hint="default"/>
-        </w:rPr>
-        <w:t>go build -o auth-service.exe ./cmd/auth-service</w:t>
-      </w:r>
-    </w:p>
-    <w:p>
-      <w:pPr>
-        <w:rPr>
-          <w:rFonts w:hint="default"/>
-        </w:rPr>
-      </w:pPr>
-      <w:r>
-        <w:rPr>
-          <w:rFonts w:hint="default"/>
-        </w:rPr>
-        <w:t>go build -o api-gateway.exe ./cmd/api-gateway</w:t>
-      </w:r>
-    </w:p>
-    <w:p>
-      <w:pPr>
-        <w:rPr>
-          <w:rFonts w:hint="default"/>
-        </w:rPr>
-      </w:pPr>
-    </w:p>
-    <w:p>
-      <w:pPr>
-        <w:rPr>
-          <w:rFonts w:hint="default"/>
-        </w:rPr>
-      </w:pPr>
-      <w:r>
-        <w:rPr>
-          <w:rFonts w:hint="default"/>
-        </w:rPr>
-        <w:t># 启动（两个窗口分别跑，或用 Start-Process）</w:t>
-      </w:r>
-    </w:p>
-    <w:p>
-      <w:pPr>
-        <w:rPr>
-          <w:rFonts w:hint="default"/>
-        </w:rPr>
-      </w:pPr>
-    </w:p>
-    <w:p>
-      <w:pPr>
-        <w:rPr>
-          <w:rFonts w:hint="default"/>
-        </w:rPr>
-      </w:pPr>
-      <w:r>
-        <w:rPr>
-          <w:rFonts w:hint="default"/>
-        </w:rPr>
-        <w:t>go run .\cmd\auth-service\</w:t>
-      </w:r>
-    </w:p>
-    <w:p>
-      <w:pPr>
-        <w:rPr>
-          <w:rFonts w:hint="default"/>
-        </w:rPr>
-      </w:pPr>
-      <w:r>
-        <w:rPr>
-          <w:rFonts w:hint="default"/>
-        </w:rPr>
-        <w:t>go run .\cmd\api-gateway\</w:t>
+        <w:t xml:space="preserve"> cd C:\SwiftAIERP\backend</w:t>
+      </w:r>
+    </w:p>
+    <w:p>
+      <w:pPr>
+        <w:rPr>
+          <w:rFonts w:hint="default"/>
+        </w:rPr>
+      </w:pPr>
+    </w:p>
+    <w:p>
+      <w:pPr>
+        <w:rPr>
+          <w:rFonts w:hint="default"/>
+        </w:rPr>
+      </w:pPr>
+      <w:r>
+        <w:rPr>
+          <w:rFonts w:hint="default"/>
+        </w:rPr>
+        <w:t>:: ========== 后端重建 + 重启 ==========</w:t>
+      </w:r>
+    </w:p>
+    <w:p>
+      <w:pPr>
+        <w:rPr>
+          <w:rFonts w:hint="default"/>
+        </w:rPr>
+      </w:pPr>
+    </w:p>
+    <w:p>
+      <w:pPr>
+        <w:rPr>
+          <w:rFonts w:hint="default"/>
+        </w:rPr>
+      </w:pPr>
+      <w:r>
+        <w:rPr>
+          <w:rFonts w:hint="default"/>
+        </w:rPr>
+        <w:t>:: 1. 杀掉旧进程</w:t>
+      </w:r>
+    </w:p>
+    <w:p>
+      <w:pPr>
+        <w:rPr>
+          <w:rFonts w:hint="default"/>
+        </w:rPr>
+      </w:pPr>
+      <w:r>
+        <w:rPr>
+          <w:rFonts w:hint="default"/>
+        </w:rPr>
+        <w:t>taskkill /f /im auth-service.exe 2&gt;nul</w:t>
+      </w:r>
+    </w:p>
+    <w:p>
+      <w:pPr>
+        <w:rPr>
+          <w:rFonts w:hint="default"/>
+        </w:rPr>
+      </w:pPr>
+      <w:r>
+        <w:rPr>
+          <w:rFonts w:hint="default"/>
+        </w:rPr>
+        <w:t>taskkill /f /im api-gateway.exe 2&gt;nul</w:t>
+      </w:r>
+    </w:p>
+    <w:p>
+      <w:pPr>
+        <w:rPr>
+          <w:rFonts w:hint="default"/>
+        </w:rPr>
+      </w:pPr>
+    </w:p>
+    <w:p>
+      <w:pPr>
+        <w:rPr>
+          <w:rFonts w:hint="default"/>
+        </w:rPr>
+      </w:pPr>
+      <w:r>
+        <w:rPr>
+          <w:rFonts w:hint="default"/>
+        </w:rPr>
+        <w:t>:: 2. 编译</w:t>
+      </w:r>
+    </w:p>
+    <w:p>
+      <w:pPr>
+        <w:rPr>
+          <w:rFonts w:hint="default"/>
+        </w:rPr>
+      </w:pPr>
+      <w:r>
+        <w:rPr>
+          <w:rFonts w:hint="default"/>
+        </w:rPr>
+        <w:t>go build -o auth-service.exe ./cmd/auth-service/</w:t>
+      </w:r>
+    </w:p>
+    <w:p>
+      <w:pPr>
+        <w:rPr>
+          <w:rFonts w:hint="default"/>
+        </w:rPr>
+      </w:pPr>
+      <w:r>
+        <w:rPr>
+          <w:rFonts w:hint="default"/>
+        </w:rPr>
+        <w:t>go build -o api-gateway.exe ./cmd/api-gateway/</w:t>
+      </w:r>
+    </w:p>
+    <w:p>
+      <w:pPr>
+        <w:rPr>
+          <w:rFonts w:hint="default"/>
+        </w:rPr>
+      </w:pPr>
+    </w:p>
+    <w:p>
+      <w:pPr>
+        <w:rPr>
+          <w:rFonts w:hint="default"/>
+        </w:rPr>
+      </w:pPr>
+      <w:r>
+        <w:rPr>
+          <w:rFonts w:hint="default"/>
+        </w:rPr>
+        <w:t>:: 3. 启动</w:t>
+      </w:r>
+    </w:p>
+    <w:p>
+      <w:pPr>
+        <w:rPr>
+          <w:rFonts w:hint="default"/>
+        </w:rPr>
+      </w:pPr>
+      <w:r>
+        <w:rPr>
+          <w:rFonts w:hint="default"/>
+        </w:rPr>
+        <w:t>start /B auth-service.exe</w:t>
+      </w:r>
+    </w:p>
+    <w:p>
+      <w:pPr>
+        <w:rPr>
+          <w:rFonts w:hint="default"/>
+        </w:rPr>
+      </w:pPr>
+      <w:r>
+        <w:rPr>
+          <w:rFonts w:hint="default"/>
+        </w:rPr>
+        <w:t>start /B api-gateway.exe</w:t>
+      </w:r>
+    </w:p>
+    <w:p>
+      <w:pPr>
+        <w:rPr>
+          <w:rFonts w:hint="default"/>
+        </w:rPr>
+      </w:pPr>
+    </w:p>
+    <w:p>
+      <w:pPr>
+        <w:rPr>
+          <w:rFonts w:hint="default"/>
+        </w:rPr>
+      </w:pPr>
+      <w:r>
+        <w:rPr>
+          <w:rFonts w:hint="default"/>
+        </w:rPr>
+        <w:t>:: 4. 确认</w:t>
+      </w:r>
+    </w:p>
+    <w:p>
+      <w:pPr>
+        <w:rPr>
+          <w:rFonts w:hint="default"/>
+        </w:rPr>
+      </w:pPr>
+      <w:r>
+        <w:rPr>
+          <w:rFonts w:hint="default"/>
+        </w:rPr>
+        <w:t>timeout /t 3 /nobreak &gt;nul</w:t>
+      </w:r>
+    </w:p>
+    <w:p>
+      <w:pPr>
+        <w:rPr>
+          <w:rFonts w:hint="default"/>
+        </w:rPr>
+      </w:pPr>
+      <w:r>
+        <w:rPr>
+          <w:rFonts w:hint="default"/>
+        </w:rPr>
+        <w:t>tasklist | findstr "auth-service"</w:t>
       </w:r>
     </w:p>
     <w:p>
@@ -275,105 +373,26 @@
           <w:rFonts w:hint="default"/>
         </w:rPr>
       </w:pPr>
-      <w:r>
-        <w:rPr>
-          <w:rFonts w:hint="default"/>
-        </w:rPr>
-        <w:t>Start-Process -NoNewWindow -FilePath ".\auth-service.exe"</w:t>
-      </w:r>
-    </w:p>
-    <w:p>
-      <w:pPr>
-        <w:rPr>
-          <w:rFonts w:hint="default"/>
-        </w:rPr>
-      </w:pPr>
-      <w:r>
-        <w:rPr>
-          <w:rFonts w:hint="default"/>
-        </w:rPr>
-        <w:t>Start-Process -NoNewWindow -FilePath ".\api-gateway.exe"</w:t>
-      </w:r>
-    </w:p>
-    <w:p>
-      <w:pPr>
-        <w:rPr>
-          <w:rFonts w:hint="default"/>
-        </w:rPr>
-      </w:pPr>
-    </w:p>
-    <w:p>
-      <w:pPr>
-        <w:rPr>
-          <w:rFonts w:hint="default"/>
-        </w:rPr>
-      </w:pPr>
-      <w:r>
-        <w:rPr>
-          <w:rFonts w:hint="default"/>
-        </w:rPr>
-        <w:t># 验证</w:t>
-      </w:r>
-    </w:p>
-    <w:p>
-      <w:pPr>
-        <w:rPr>
-          <w:rFonts w:hint="default"/>
-        </w:rPr>
-      </w:pPr>
-      <w:r>
-        <w:rPr>
-          <w:rFonts w:hint="default"/>
-        </w:rPr>
-        <w:t>curl.exe http://localhost:8081/health   # auth-service</w:t>
-      </w:r>
-    </w:p>
-    <w:p>
-      <w:pPr>
-        <w:rPr>
-          <w:rFonts w:hint="default"/>
-        </w:rPr>
-      </w:pPr>
-      <w:r>
-        <w:rPr>
-          <w:rFonts w:hint="default"/>
-        </w:rPr>
-        <w:t>curl.exe http://localhost:8080/health   # api-gateway</w:t>
-      </w:r>
-    </w:p>
-    <w:p>
-      <w:pPr>
-        <w:rPr>
-          <w:rFonts w:hint="default"/>
-        </w:rPr>
-      </w:pPr>
-    </w:p>
-    <w:p>
-      <w:pPr>
-        <w:rPr>
-          <w:rFonts w:hint="default"/>
-        </w:rPr>
-      </w:pPr>
-    </w:p>
-    <w:p>
-      <w:pPr>
-        <w:rPr>
-          <w:rFonts w:hint="default"/>
-        </w:rPr>
-      </w:pPr>
-      <w:r>
-        <w:rPr>
-          <w:rFonts w:hint="default"/>
-        </w:rPr>
-        <w:t>前端 (Flutter)</w:t>
-      </w:r>
-    </w:p>
-    <w:p>
-      <w:pPr>
-        <w:rPr>
-          <w:rFonts w:hint="default"/>
-        </w:rPr>
-      </w:pPr>
+    </w:p>
+    <w:p>
+      <w:pPr>
+        <w:rPr>
+          <w:rFonts w:hint="default"/>
+        </w:rPr>
+      </w:pPr>
+    </w:p>
+    <w:p>
+      <w:pPr>
+        <w:rPr>
+          <w:rFonts w:hint="default"/>
+        </w:rPr>
+      </w:pPr>
+      <w:r>
+        <w:rPr>
+          <w:rFonts w:hint="default"/>
+        </w:rPr>
+        <w:t>:: ========== 前端 ==========</w:t>
+      </w:r>
     </w:p>
     <w:p>
       <w:pPr>
@@ -401,11 +420,18 @@
           <w:rFonts w:hint="default"/>
         </w:rPr>
       </w:pPr>
-      <w:r>
-        <w:rPr>
-          <w:rFonts w:hint="default"/>
-        </w:rPr>
-        <w:t># 检查依赖</w:t>
+    </w:p>
+    <w:p>
+      <w:pPr>
+        <w:rPr>
+          <w:rFonts w:hint="default"/>
+        </w:rPr>
+      </w:pPr>
+      <w:r>
+        <w:rPr>
+          <w:rFonts w:hint="default"/>
+        </w:rPr>
+        <w:t>:: 1. 安装依赖（首次或新增包时执行）</w:t>
       </w:r>
     </w:p>
     <w:p>
@@ -438,34 +464,74 @@
         <w:rPr>
           <w:rFonts w:hint="default"/>
         </w:rPr>
-        <w:t># 启动（选一个）</w:t>
-      </w:r>
-    </w:p>
-    <w:p>
-      <w:pPr>
-        <w:rPr>
-          <w:rFonts w:hint="default"/>
-        </w:rPr>
-      </w:pPr>
-      <w:r>
-        <w:rPr>
-          <w:rFonts w:hint="default"/>
-        </w:rPr>
-        <w:t>flutter run -d chrome       # Web 开发</w:t>
-      </w:r>
-    </w:p>
-    <w:p>
-      <w:pPr>
-        <w:rPr>
-          <w:rFonts w:hint="default"/>
-        </w:rPr>
-      </w:pPr>
-      <w:r>
-        <w:rPr>
-          <w:rFonts w:hint="default"/>
-        </w:rPr>
-        <w:t>flutter run -d windows      # Windows 桌面</w:t>
-      </w:r>
+        <w:t>:: 2. 代码检查</w:t>
+      </w:r>
+    </w:p>
+    <w:p>
+      <w:pPr>
+        <w:rPr>
+          <w:rFonts w:hint="default"/>
+        </w:rPr>
+      </w:pPr>
+      <w:r>
+        <w:rPr>
+          <w:rFonts w:hint="default"/>
+        </w:rPr>
+        <w:t>flutter analyze</w:t>
+      </w:r>
+    </w:p>
+    <w:p>
+      <w:pPr>
+        <w:rPr>
+          <w:rFonts w:hint="default"/>
+        </w:rPr>
+      </w:pPr>
+    </w:p>
+    <w:p>
+      <w:pPr>
+        <w:rPr>
+          <w:rFonts w:hint="default"/>
+        </w:rPr>
+      </w:pPr>
+      <w:r>
+        <w:rPr>
+          <w:rFonts w:hint="default"/>
+        </w:rPr>
+        <w:t>:: 3. 运行</w:t>
+      </w:r>
+    </w:p>
+    <w:p>
+      <w:pPr>
+        <w:rPr>
+          <w:rFonts w:hint="default"/>
+        </w:rPr>
+      </w:pPr>
+      <w:r>
+        <w:rPr>
+          <w:rFonts w:hint="default"/>
+        </w:rPr>
+        <w:t>flutter run -d chrome   (Web)</w:t>
+      </w:r>
+    </w:p>
+    <w:p>
+      <w:pPr>
+        <w:rPr>
+          <w:rFonts w:hint="default"/>
+        </w:rPr>
+      </w:pPr>
+      <w:r>
+        <w:rPr>
+          <w:rFonts w:hint="default"/>
+        </w:rPr>
+        <w:t>flutter run -d windows  (Windows 桌面)</w:t>
+      </w:r>
+    </w:p>
+    <w:p>
+      <w:pPr>
+        <w:rPr>
+          <w:rFonts w:hint="default"/>
+        </w:rPr>
+      </w:pPr>
     </w:p>
     <w:p>
       <w:pPr>

--- a/StartServer.docx
+++ b/StartServer.docx
@@ -357,717 +357,2500 @@
           <w:rFonts w:hint="default"/>
         </w:rPr>
       </w:pPr>
+    </w:p>
+    <w:p>
+      <w:pPr>
+        <w:rPr>
+          <w:rFonts w:hint="default"/>
+        </w:rPr>
+      </w:pPr>
+    </w:p>
+    <w:p>
+      <w:pPr>
+        <w:rPr>
+          <w:rFonts w:hint="default"/>
+        </w:rPr>
+      </w:pPr>
+    </w:p>
+    <w:p>
+      <w:pPr>
+        <w:rPr>
+          <w:rFonts w:hint="default"/>
+        </w:rPr>
+      </w:pPr>
+    </w:p>
+    <w:p>
+      <w:pPr>
+        <w:rPr>
+          <w:rFonts w:hint="default"/>
+        </w:rPr>
+      </w:pPr>
+      <w:r>
+        <w:rPr>
+          <w:rFonts w:hint="default"/>
+        </w:rPr>
+        <w:t>:: ========== 前端 ==========</w:t>
+      </w:r>
+    </w:p>
+    <w:p>
+      <w:pPr>
+        <w:rPr>
+          <w:rFonts w:hint="default"/>
+        </w:rPr>
+      </w:pPr>
+      <w:r>
+        <w:rPr>
+          <w:rFonts w:hint="default"/>
+        </w:rPr>
+        <w:t>cd C:\SwiftAIERP\frontend</w:t>
+      </w:r>
+    </w:p>
+    <w:p>
+      <w:pPr>
+        <w:rPr>
+          <w:rFonts w:hint="default"/>
+        </w:rPr>
+      </w:pPr>
+    </w:p>
+    <w:p>
+      <w:pPr>
+        <w:rPr>
+          <w:rFonts w:hint="default"/>
+        </w:rPr>
+      </w:pPr>
+    </w:p>
+    <w:p>
+      <w:pPr>
+        <w:rPr>
+          <w:rFonts w:hint="default"/>
+        </w:rPr>
+      </w:pPr>
+      <w:r>
+        <w:rPr>
+          <w:rFonts w:hint="default"/>
+        </w:rPr>
+        <w:t>:: 1. 安装依赖（首次或新增包时执行）</w:t>
+      </w:r>
+    </w:p>
+    <w:p>
+      <w:pPr>
+        <w:rPr>
+          <w:rFonts w:hint="default"/>
+        </w:rPr>
+      </w:pPr>
+      <w:r>
+        <w:rPr>
+          <w:rFonts w:hint="default"/>
+        </w:rPr>
+        <w:t>flutter pub get</w:t>
+      </w:r>
+    </w:p>
+    <w:p>
+      <w:pPr>
+        <w:rPr>
+          <w:rFonts w:hint="default"/>
+        </w:rPr>
+      </w:pPr>
+    </w:p>
+    <w:p>
+      <w:pPr>
+        <w:rPr>
+          <w:rFonts w:hint="default"/>
+        </w:rPr>
+      </w:pPr>
+      <w:r>
+        <w:rPr>
+          <w:rFonts w:hint="default"/>
+        </w:rPr>
+        <w:t>:: 2. 代码检查</w:t>
+      </w:r>
+    </w:p>
+    <w:p>
+      <w:pPr>
+        <w:rPr>
+          <w:rFonts w:hint="default"/>
+        </w:rPr>
+      </w:pPr>
+      <w:r>
+        <w:rPr>
+          <w:rFonts w:hint="default"/>
+        </w:rPr>
+        <w:t>flutter analyze</w:t>
+      </w:r>
+    </w:p>
+    <w:p>
+      <w:pPr>
+        <w:rPr>
+          <w:rFonts w:hint="default"/>
+        </w:rPr>
+      </w:pPr>
+    </w:p>
+    <w:p>
+      <w:pPr>
+        <w:rPr>
+          <w:rFonts w:hint="default"/>
+        </w:rPr>
+      </w:pPr>
+      <w:r>
+        <w:rPr>
+          <w:rFonts w:hint="default"/>
+        </w:rPr>
+        <w:t>:: 3. 运行</w:t>
+      </w:r>
+    </w:p>
+    <w:p>
+      <w:pPr>
+        <w:rPr>
+          <w:rFonts w:hint="default"/>
+        </w:rPr>
+      </w:pPr>
+      <w:r>
+        <w:rPr>
+          <w:rFonts w:hint="default"/>
+        </w:rPr>
+        <w:t>flutter run -d chrome   (Web)</w:t>
+      </w:r>
+    </w:p>
+    <w:p>
+      <w:pPr>
+        <w:rPr>
+          <w:rFonts w:hint="default"/>
+        </w:rPr>
+      </w:pPr>
+      <w:r>
+        <w:rPr>
+          <w:rFonts w:hint="default"/>
+        </w:rPr>
+        <w:t>flutter run -d windows  (Windows 桌面)</w:t>
+      </w:r>
+    </w:p>
+    <w:p>
+      <w:pPr>
+        <w:rPr>
+          <w:rFonts w:hint="default"/>
+        </w:rPr>
+      </w:pPr>
+    </w:p>
+    <w:p>
+      <w:pPr>
+        <w:rPr>
+          <w:rFonts w:hint="default"/>
+        </w:rPr>
+      </w:pPr>
+    </w:p>
+    <w:p>
+      <w:pPr>
+        <w:rPr>
+          <w:rFonts w:hint="default"/>
+        </w:rPr>
+      </w:pPr>
+      <w:r>
+        <w:rPr>
+          <w:rFonts w:hint="default"/>
+        </w:rPr>
+        <w:t># 停后端（查 PID 杀进程）</w:t>
+      </w:r>
+    </w:p>
+    <w:p>
+      <w:pPr>
+        <w:rPr>
+          <w:rFonts w:hint="default"/>
+        </w:rPr>
+      </w:pPr>
+      <w:r>
+        <w:rPr>
+          <w:rFonts w:hint="default"/>
+        </w:rPr>
+        <w:t>Get-Process -Name "auth-service","api-gateway" | Stop-Process</w:t>
+      </w:r>
+    </w:p>
+    <w:p>
+      <w:pPr>
+        <w:rPr>
+          <w:rFonts w:hint="default"/>
+        </w:rPr>
+      </w:pPr>
+    </w:p>
+    <w:p>
+      <w:pPr>
+        <w:rPr>
+          <w:rFonts w:hint="default"/>
+        </w:rPr>
+      </w:pPr>
+      <w:r>
+        <w:rPr>
+          <w:rFonts w:hint="default"/>
+        </w:rPr>
+        <w:t># 停基础设施</w:t>
+      </w:r>
+    </w:p>
+    <w:p>
+      <w:pPr>
+        <w:rPr>
+          <w:rFonts w:hint="default"/>
+        </w:rPr>
+      </w:pPr>
+      <w:r>
+        <w:rPr>
+          <w:rFonts w:hint="default"/>
+        </w:rPr>
+        <w:t>docker stop swiftai-postgres swiftai-redis</w:t>
+      </w:r>
+    </w:p>
+    <w:p>
+      <w:pPr>
+        <w:rPr>
+          <w:rFonts w:hint="default"/>
+        </w:rPr>
+      </w:pPr>
+    </w:p>
+    <w:p>
+      <w:pPr>
+        <w:rPr>
+          <w:rFonts w:hint="default"/>
+        </w:rPr>
+      </w:pPr>
+      <w:r>
+        <w:rPr>
+          <w:rFonts w:hint="default"/>
+        </w:rPr>
+        <w:t>注意：config.dev.yaml 里 JWT access token 有效期只有 15 分钟，超过需要重新登录。长期开发建议把这个值改大，比如 access_ttl: 24h。</w:t>
+      </w:r>
+    </w:p>
+    <w:p>
+      <w:pPr>
+        <w:rPr>
+          <w:rFonts w:hint="default"/>
+        </w:rPr>
+      </w:pPr>
+    </w:p>
+    <w:p>
+      <w:pPr>
+        <w:rPr>
+          <w:rFonts w:hint="default"/>
+        </w:rPr>
+      </w:pPr>
+    </w:p>
+    <w:p>
+      <w:pPr>
+        <w:rPr>
+          <w:rFonts w:hint="default"/>
+        </w:rPr>
+      </w:pPr>
+    </w:p>
+    <w:p>
+      <w:pPr>
+        <w:rPr>
+          <w:rFonts w:hint="default"/>
+        </w:rPr>
+      </w:pPr>
+      <w:r>
+        <w:rPr>
+          <w:rFonts w:hint="default"/>
+        </w:rPr>
+        <w:t>1. 先确认 Docker 和数据库在跑</w:t>
+      </w:r>
+    </w:p>
+    <w:p>
+      <w:pPr>
+        <w:rPr>
+          <w:rFonts w:hint="default"/>
+        </w:rPr>
+      </w:pPr>
+    </w:p>
+    <w:p>
+      <w:pPr>
+        <w:rPr>
+          <w:rFonts w:hint="default"/>
+        </w:rPr>
+      </w:pPr>
+      <w:r>
+        <w:rPr>
+          <w:rFonts w:hint="default"/>
+        </w:rPr>
+        <w:t>cd C:\SwiftAIERP</w:t>
+      </w:r>
+    </w:p>
+    <w:p>
+      <w:pPr>
+        <w:rPr>
+          <w:rFonts w:hint="default"/>
+        </w:rPr>
+      </w:pPr>
+      <w:r>
+        <w:rPr>
+          <w:rFonts w:hint="default"/>
+        </w:rPr>
+        <w:t>docker compose ps</w:t>
+      </w:r>
+    </w:p>
+    <w:p>
+      <w:pPr>
+        <w:rPr>
+          <w:rFonts w:hint="default"/>
+        </w:rPr>
+      </w:pPr>
+    </w:p>
+    <w:p>
+      <w:pPr>
+        <w:rPr>
+          <w:rFonts w:hint="default"/>
+        </w:rPr>
+      </w:pPr>
+      <w:r>
+        <w:rPr>
+          <w:rFonts w:hint="default"/>
+        </w:rPr>
+        <w:t>如果 postgres 不是 Up，启动它：</w:t>
+      </w:r>
+    </w:p>
+    <w:p>
+      <w:pPr>
+        <w:rPr>
+          <w:rFonts w:hint="default"/>
+        </w:rPr>
+      </w:pPr>
+    </w:p>
+    <w:p>
+      <w:pPr>
+        <w:rPr>
+          <w:rFonts w:hint="default"/>
+        </w:rPr>
+      </w:pPr>
+      <w:r>
+        <w:rPr>
+          <w:rFonts w:hint="default"/>
+        </w:rPr>
+        <w:t>docker compose up -d postgres redis</w:t>
+      </w:r>
+    </w:p>
+    <w:p>
+      <w:pPr>
+        <w:rPr>
+          <w:rFonts w:hint="default"/>
+        </w:rPr>
+      </w:pPr>
+    </w:p>
+    <w:p>
+      <w:pPr>
+        <w:rPr>
+          <w:rFonts w:hint="default"/>
+        </w:rPr>
+      </w:pPr>
+      <w:r>
+        <w:rPr>
+          <w:rFonts w:hint="default"/>
+        </w:rPr>
+        <w:t>2. 启动 Auth 服务（新开终端窗口，保持运行）</w:t>
+      </w:r>
+    </w:p>
+    <w:p>
+      <w:pPr>
+        <w:rPr>
+          <w:rFonts w:hint="default"/>
+        </w:rPr>
+      </w:pPr>
+    </w:p>
+    <w:p>
+      <w:pPr>
+        <w:rPr>
+          <w:rFonts w:hint="default"/>
+        </w:rPr>
+      </w:pPr>
+      <w:r>
+        <w:rPr>
+          <w:rFonts w:hint="default"/>
+        </w:rPr>
+        <w:t>cd C:\SwiftAIERP\backend</w:t>
+      </w:r>
+    </w:p>
+    <w:p>
+      <w:pPr>
+        <w:rPr>
+          <w:rFonts w:hint="default"/>
+        </w:rPr>
+      </w:pPr>
+      <w:r>
+        <w:rPr>
+          <w:rFonts w:hint="default"/>
+        </w:rPr>
+        <w:t>go run .\cmd\auth-service\</w:t>
+      </w:r>
+    </w:p>
+    <w:p>
+      <w:pPr>
+        <w:rPr>
+          <w:rFonts w:hint="default"/>
+        </w:rPr>
+      </w:pPr>
+    </w:p>
+    <w:p>
+      <w:pPr>
+        <w:rPr>
+          <w:rFonts w:hint="default"/>
+        </w:rPr>
+      </w:pPr>
+      <w:r>
+        <w:rPr>
+          <w:rFonts w:hint="default"/>
+        </w:rPr>
+        <w:t>看到出现 auth-service starting 再下一步。</w:t>
+      </w:r>
+    </w:p>
+    <w:p>
+      <w:pPr>
+        <w:rPr>
+          <w:rFonts w:hint="default"/>
+        </w:rPr>
+      </w:pPr>
+    </w:p>
+    <w:p>
+      <w:pPr>
+        <w:rPr>
+          <w:rFonts w:hint="default"/>
+        </w:rPr>
+      </w:pPr>
+      <w:r>
+        <w:rPr>
+          <w:rFonts w:hint="default"/>
+        </w:rPr>
+        <w:t>3. 启动 API 网关（再新开一个终端窗口）</w:t>
+      </w:r>
+    </w:p>
+    <w:p>
+      <w:pPr>
+        <w:rPr>
+          <w:rFonts w:hint="default"/>
+        </w:rPr>
+      </w:pPr>
+    </w:p>
+    <w:p>
+      <w:pPr>
+        <w:rPr>
+          <w:rFonts w:hint="default"/>
+        </w:rPr>
+      </w:pPr>
+      <w:r>
+        <w:rPr>
+          <w:rFonts w:hint="default"/>
+        </w:rPr>
+        <w:t>cd C:\SwiftAIERP\backend</w:t>
+      </w:r>
+    </w:p>
+    <w:p>
+      <w:pPr>
+        <w:rPr>
+          <w:rFonts w:hint="default"/>
+        </w:rPr>
+      </w:pPr>
+      <w:r>
+        <w:rPr>
+          <w:rFonts w:hint="default"/>
+        </w:rPr>
+        <w:t>go run .\cmd\api-gateway\</w:t>
+      </w:r>
+    </w:p>
+    <w:p>
+      <w:pPr>
+        <w:rPr>
+          <w:rFonts w:hint="default"/>
+        </w:rPr>
+      </w:pPr>
+    </w:p>
+    <w:p>
+      <w:pPr>
+        <w:rPr>
+          <w:rFonts w:hint="default"/>
+        </w:rPr>
+      </w:pPr>
+      <w:r>
+        <w:rPr>
+          <w:rFonts w:hint="default"/>
+        </w:rPr>
+        <w:t>看到出现 api-gateway starting 然后：</w:t>
+      </w:r>
+    </w:p>
+    <w:p>
+      <w:pPr>
+        <w:rPr>
+          <w:rFonts w:hint="default"/>
+          <w:lang w:val="en-US"/>
+        </w:rPr>
+      </w:pPr>
+    </w:p>
+    <w:p>
+      <w:pPr>
+        <w:rPr>
+          <w:rFonts w:hint="default"/>
+        </w:rPr>
+      </w:pPr>
+      <w:r>
+        <w:rPr>
+          <w:rFonts w:hint="default"/>
+        </w:rPr>
+        <w:t>4. 确认服务已通</w:t>
+      </w:r>
+    </w:p>
+    <w:p>
+      <w:pPr>
+        <w:rPr>
+          <w:rFonts w:hint="default"/>
+        </w:rPr>
+      </w:pPr>
+    </w:p>
+    <w:p>
+      <w:pPr>
+        <w:rPr>
+          <w:rFonts w:hint="default"/>
+        </w:rPr>
+      </w:pPr>
+      <w:r>
+        <w:rPr>
+          <w:rFonts w:hint="default"/>
+        </w:rPr>
+        <w:t>在第三个终端里测试：</w:t>
+      </w:r>
+    </w:p>
+    <w:p>
+      <w:pPr>
+        <w:rPr>
+          <w:rFonts w:hint="default"/>
+        </w:rPr>
+      </w:pPr>
+    </w:p>
+    <w:p>
+      <w:pPr>
+        <w:rPr>
+          <w:rFonts w:hint="default"/>
+        </w:rPr>
+      </w:pPr>
+      <w:r>
+        <w:rPr>
+          <w:rFonts w:hint="default"/>
+        </w:rPr>
+        <w:t>curl.exe http://localhost:8080/health</w:t>
+      </w:r>
+    </w:p>
+    <w:p>
+      <w:pPr>
+        <w:rPr>
+          <w:rFonts w:hint="default"/>
+        </w:rPr>
+      </w:pPr>
+    </w:p>
+    <w:p>
+      <w:pPr>
+        <w:rPr>
+          <w:rFonts w:hint="default"/>
+        </w:rPr>
+      </w:pPr>
+      <w:r>
+        <w:rPr>
+          <w:rFonts w:hint="default"/>
+        </w:rPr>
+        <w:t>应该返回 {"status":"ok","service":"api-gateway"}</w:t>
+      </w:r>
+    </w:p>
+    <w:p>
+      <w:pPr>
+        <w:rPr>
+          <w:rFonts w:hint="default"/>
+        </w:rPr>
+      </w:pPr>
+    </w:p>
+    <w:p>
+      <w:pPr>
+        <w:rPr>
+          <w:rFonts w:hint="default"/>
+        </w:rPr>
+      </w:pPr>
+      <w:r>
+        <w:rPr>
+          <w:rFonts w:hint="default"/>
+        </w:rPr>
+        <w:t>5. 重新注册用户（之前注册的数据可能丢了）</w:t>
+      </w:r>
+    </w:p>
+    <w:p>
+      <w:pPr>
+        <w:rPr>
+          <w:rFonts w:hint="default"/>
+        </w:rPr>
+      </w:pPr>
+    </w:p>
+    <w:p>
+      <w:pPr>
+        <w:rPr>
+          <w:rFonts w:hint="default"/>
+        </w:rPr>
+      </w:pPr>
+      <w:r>
+        <w:rPr>
+          <w:rFonts w:hint="default"/>
+        </w:rPr>
+        <w:t>curl.exe -X POST http://localhost:8080/api/v1/auth/register -H "Content-Type: application/json" -d "{\"email\":\"admin@test.com\",\"password\":\"test123456\",\"display_name\":\"Admin\",\"company_name\":\"MyCo\"}"</w:t>
+      </w:r>
+    </w:p>
+    <w:p>
+      <w:pPr>
+        <w:rPr>
+          <w:rFonts w:hint="default"/>
+        </w:rPr>
+      </w:pPr>
+    </w:p>
+    <w:p>
+      <w:pPr>
+        <w:rPr>
+          <w:rFonts w:hint="default"/>
+        </w:rPr>
+      </w:pPr>
+      <w:r>
+        <w:rPr>
+          <w:rFonts w:hint="default"/>
+        </w:rPr>
+        <w:t>6. 回到 Flutter → Chrome，刷新页面再试登录</w:t>
+      </w:r>
+    </w:p>
+    <w:p/>
+    <w:p/>
+    <w:p>
+      <w:pPr>
+        <w:rPr>
+          <w:rFonts w:hint="default"/>
+          <w:lang w:val="en-US"/>
+        </w:rPr>
+      </w:pPr>
+      <w:r>
+        <w:rPr>
+          <w:rFonts w:hint="default"/>
+          <w:lang w:val="en-US"/>
+        </w:rPr>
+        <w:t xml:space="preserve">Start Flutter </w:t>
+      </w:r>
+    </w:p>
+    <w:p>
+      <w:pPr>
+        <w:rPr>
+          <w:rFonts w:hint="eastAsia" w:eastAsiaTheme="minorEastAsia"/>
+          <w:lang w:val="en-US" w:eastAsia="zh-CN"/>
+        </w:rPr>
+      </w:pPr>
+    </w:p>
+    <w:p>
+      <w:pPr>
+        <w:rPr>
+          <w:rFonts w:hint="default"/>
+          <w:lang w:val="en-US"/>
+        </w:rPr>
+      </w:pPr>
+      <w:r>
+        <w:rPr>
+          <w:rFonts w:hint="default"/>
+          <w:lang w:val="en-US"/>
+        </w:rPr>
+        <w:t>flutter run -d chrome</w:t>
+      </w:r>
+    </w:p>
+    <w:p>
+      <w:pPr>
+        <w:rPr>
+          <w:rFonts w:hint="default"/>
+          <w:lang w:val="en-US"/>
+        </w:rPr>
+      </w:pPr>
+    </w:p>
+    <w:p>
+      <w:pPr>
+        <w:rPr>
+          <w:rFonts w:hint="default"/>
+          <w:lang w:val="en-US"/>
+        </w:rPr>
+      </w:pPr>
+    </w:p>
+    <w:p>
+      <w:pPr>
+        <w:rPr>
+          <w:rFonts w:hint="default"/>
+          <w:lang w:val="en-US"/>
+        </w:rPr>
+      </w:pPr>
+    </w:p>
+    <w:p>
+      <w:pPr>
+        <w:rPr>
+          <w:rFonts w:hint="default"/>
+          <w:lang w:val="en-US"/>
+        </w:rPr>
+      </w:pPr>
+    </w:p>
+    <w:p>
+      <w:pPr>
+        <w:rPr>
+          <w:rFonts w:hint="default"/>
+          <w:lang w:val="en-US"/>
+        </w:rPr>
+      </w:pPr>
+    </w:p>
+    <w:p>
+      <w:pPr>
+        <w:rPr>
+          <w:rFonts w:hint="default"/>
+          <w:lang w:val="en-US"/>
+        </w:rPr>
+      </w:pPr>
+    </w:p>
+    <w:p>
+      <w:pPr>
+        <w:rPr>
+          <w:rFonts w:hint="default"/>
+          <w:lang w:val="en-US"/>
+        </w:rPr>
+      </w:pPr>
+    </w:p>
+    <w:p>
+      <w:pPr>
+        <w:rPr>
+          <w:rFonts w:hint="default"/>
+          <w:lang w:val="en-US"/>
+        </w:rPr>
+      </w:pPr>
+    </w:p>
+    <w:p>
+      <w:pPr>
+        <w:rPr>
+          <w:rFonts w:hint="default"/>
+          <w:lang w:val="en-US"/>
+        </w:rPr>
+      </w:pPr>
+      <w:r>
+        <w:rPr>
+          <w:rFonts w:hint="default"/>
+          <w:lang w:val="en-US"/>
+        </w:rPr>
+        <w:t>[5/14/2026 5:13 PM] CodingOpenClaw: 以下是 C:\SwiftAIERP\backend 的完整目录结构说明：</w:t>
+      </w:r>
+    </w:p>
+    <w:p>
+      <w:pPr>
+        <w:rPr>
+          <w:rFonts w:hint="default"/>
+          <w:lang w:val="en-US"/>
+        </w:rPr>
+      </w:pPr>
+    </w:p>
+    <w:p>
+      <w:pPr>
+        <w:rPr>
+          <w:rFonts w:hint="default"/>
+          <w:lang w:val="en-US"/>
+        </w:rPr>
+      </w:pPr>
+      <w:r>
+        <w:rPr>
+          <w:rFonts w:hint="default"/>
+          <w:lang w:val="en-US"/>
+        </w:rPr>
+        <w:t>backend/</w:t>
+      </w:r>
+    </w:p>
+    <w:p>
+      <w:pPr>
+        <w:rPr>
+          <w:rFonts w:hint="default"/>
+          <w:lang w:val="en-US"/>
+        </w:rPr>
+      </w:pPr>
+      <w:r>
+        <w:rPr>
+          <w:rFonts w:hint="default"/>
+          <w:lang w:val="en-US"/>
+        </w:rPr>
+        <w:t>├── cmd/                          # 可执行程序入口</w:t>
+      </w:r>
+    </w:p>
+    <w:p>
+      <w:pPr>
+        <w:rPr>
+          <w:rFonts w:hint="default"/>
+          <w:lang w:val="en-US"/>
+        </w:rPr>
+      </w:pPr>
+      <w:r>
+        <w:rPr>
+          <w:rFonts w:hint="default"/>
+          <w:lang w:val="en-US"/>
+        </w:rPr>
+        <w:t>│   ├── api-gateway/              # API 网关 (端口 8080)</w:t>
+      </w:r>
+    </w:p>
+    <w:p>
+      <w:pPr>
+        <w:rPr>
+          <w:rFonts w:hint="default"/>
+          <w:lang w:val="en-US"/>
+        </w:rPr>
+      </w:pPr>
+      <w:r>
+        <w:rPr>
+          <w:rFonts w:hint="default"/>
+          <w:lang w:val="en-US"/>
+        </w:rPr>
+        <w:t>│   │   ├── main.go               # 入口：路由所有 /api/v1/* 到 auth-service</w:t>
+      </w:r>
+    </w:p>
+    <w:p>
+      <w:pPr>
+        <w:rPr>
+          <w:rFonts w:hint="default"/>
+          <w:lang w:val="en-US"/>
+        </w:rPr>
+      </w:pPr>
+      <w:r>
+        <w:rPr>
+          <w:rFonts w:hint="default"/>
+          <w:lang w:val="en-US"/>
+        </w:rPr>
+        <w:t>│   │   └── proxy.go              # 反向代理实现</w:t>
+      </w:r>
+    </w:p>
+    <w:p>
+      <w:pPr>
+        <w:rPr>
+          <w:rFonts w:hint="default"/>
+          <w:lang w:val="en-US"/>
+        </w:rPr>
+      </w:pPr>
+      <w:r>
+        <w:rPr>
+          <w:rFonts w:hint="default"/>
+          <w:lang w:val="en-US"/>
+        </w:rPr>
+        <w:t>│   └── auth-service/             # 认证 + 业务服务 (端口 8081)</w:t>
+      </w:r>
+    </w:p>
+    <w:p>
+      <w:pPr>
+        <w:rPr>
+          <w:rFonts w:hint="default"/>
+          <w:lang w:val="en-US"/>
+        </w:rPr>
+      </w:pPr>
+      <w:r>
+        <w:rPr>
+          <w:rFonts w:hint="default"/>
+          <w:lang w:val="en-US"/>
+        </w:rPr>
+        <w:t>│       └── main.go               # 入口：注册所有路由、初始化 DB/Redis/服务</w:t>
+      </w:r>
+    </w:p>
+    <w:p>
+      <w:pPr>
+        <w:rPr>
+          <w:rFonts w:hint="default"/>
+          <w:lang w:val="en-US"/>
+        </w:rPr>
+      </w:pPr>
+      <w:r>
+        <w:rPr>
+          <w:rFonts w:hint="default"/>
+          <w:lang w:val="en-US"/>
+        </w:rPr>
+        <w:t>│</w:t>
+      </w:r>
+    </w:p>
+    <w:p>
+      <w:pPr>
+        <w:rPr>
+          <w:rFonts w:hint="default"/>
+          <w:lang w:val="en-US"/>
+        </w:rPr>
+      </w:pPr>
+      <w:r>
+        <w:rPr>
+          <w:rFonts w:hint="default"/>
+          <w:lang w:val="en-US"/>
+        </w:rPr>
+        <w:t>├── config/                       # 配置文件</w:t>
+      </w:r>
+    </w:p>
+    <w:p>
+      <w:pPr>
+        <w:rPr>
+          <w:rFonts w:hint="default"/>
+          <w:lang w:val="en-US"/>
+        </w:rPr>
+      </w:pPr>
+      <w:r>
+        <w:rPr>
+          <w:rFonts w:hint="default"/>
+          <w:lang w:val="en-US"/>
+        </w:rPr>
+        <w:t>│   └── config.dev.yaml           # 开发环境配置（数据库、JWT、Redis 等连接信息）</w:t>
+      </w:r>
+    </w:p>
+    <w:p>
+      <w:pPr>
+        <w:rPr>
+          <w:rFonts w:hint="default"/>
+          <w:lang w:val="en-US"/>
+        </w:rPr>
+      </w:pPr>
+      <w:r>
+        <w:rPr>
+          <w:rFonts w:hint="default"/>
+          <w:lang w:val="en-US"/>
+        </w:rPr>
+        <w:t>│</w:t>
+      </w:r>
+    </w:p>
+    <w:p>
+      <w:pPr>
+        <w:rPr>
+          <w:rFonts w:hint="default"/>
+          <w:lang w:val="en-US"/>
+        </w:rPr>
+      </w:pPr>
+      <w:r>
+        <w:rPr>
+          <w:rFonts w:hint="default"/>
+          <w:lang w:val="en-US"/>
+        </w:rPr>
+        <w:t>├── internal/                     # 内部业务逻辑</w:t>
+      </w:r>
+    </w:p>
+    <w:p>
+      <w:pPr>
+        <w:rPr>
+          <w:rFonts w:hint="default"/>
+          <w:lang w:val="en-US"/>
+        </w:rPr>
+      </w:pPr>
+      <w:r>
+        <w:rPr>
+          <w:rFonts w:hint="default"/>
+          <w:lang w:val="en-US"/>
+        </w:rPr>
+        <w:t>│   ├── auth/                     # 认证模块</w:t>
+      </w:r>
+    </w:p>
+    <w:p>
+      <w:pPr>
+        <w:rPr>
+          <w:rFonts w:hint="default"/>
+          <w:lang w:val="en-US"/>
+        </w:rPr>
+      </w:pPr>
+      <w:r>
+        <w:rPr>
+          <w:rFonts w:hint="default"/>
+          <w:lang w:val="en-US"/>
+        </w:rPr>
+        <w:t>│   │   ├── handler.go            # HTTP 处理器：注册/登录/刷新 token</w:t>
+      </w:r>
+    </w:p>
+    <w:p>
+      <w:pPr>
+        <w:rPr>
+          <w:rFonts w:hint="default"/>
+          <w:lang w:val="en-US"/>
+        </w:rPr>
+      </w:pPr>
+      <w:r>
+        <w:rPr>
+          <w:rFonts w:hint="default"/>
+          <w:lang w:val="en-US"/>
+        </w:rPr>
+        <w:t>│   │   ├── repository.go         # 数据库操作：用户 CRUD、token 存储</w:t>
+      </w:r>
+    </w:p>
+    <w:p>
+      <w:pPr>
+        <w:rPr>
+          <w:rFonts w:hint="default"/>
+          <w:lang w:val="en-US"/>
+        </w:rPr>
+      </w:pPr>
+      <w:r>
+        <w:rPr>
+          <w:rFonts w:hint="default"/>
+          <w:lang w:val="en-US"/>
+        </w:rPr>
+        <w:t>│   │   └── service.go            # 业务逻辑：密码哈希、JWT 签发验证</w:t>
+      </w:r>
+    </w:p>
+    <w:p>
+      <w:pPr>
+        <w:rPr>
+          <w:rFonts w:hint="default"/>
+          <w:lang w:val="en-US"/>
+        </w:rPr>
+      </w:pPr>
+      <w:r>
+        <w:rPr>
+          <w:rFonts w:hint="default"/>
+          <w:lang w:val="en-US"/>
+        </w:rPr>
+        <w:t>│   │</w:t>
+      </w:r>
+    </w:p>
+    <w:p>
+      <w:pPr>
+        <w:rPr>
+          <w:rFonts w:hint="default"/>
+          <w:lang w:val="en-US"/>
+        </w:rPr>
+      </w:pPr>
+      <w:r>
+        <w:rPr>
+          <w:rFonts w:hint="default"/>
+          <w:lang w:val="en-US"/>
+        </w:rPr>
+        <w:t>│   ├── authz/                    # 权限引擎</w:t>
+      </w:r>
+    </w:p>
+    <w:p>
+      <w:pPr>
+        <w:rPr>
+          <w:rFonts w:hint="default"/>
+          <w:lang w:val="en-US"/>
+        </w:rPr>
+      </w:pPr>
+      <w:r>
+        <w:rPr>
+          <w:rFonts w:hint="default"/>
+          <w:lang w:val="en-US"/>
+        </w:rPr>
+        <w:t>│   │   ├── engine/               # 权限计算引擎</w:t>
+      </w:r>
+    </w:p>
+    <w:p>
+      <w:pPr>
+        <w:rPr>
+          <w:rFonts w:hint="default"/>
+          <w:lang w:val="en-US"/>
+        </w:rPr>
+      </w:pPr>
+      <w:r>
+        <w:rPr>
+          <w:rFonts w:hint="default"/>
+          <w:lang w:val="en-US"/>
+        </w:rPr>
+        <w:t>│   │   │   └── engine.go         # 检查用户对某对象是否有某权限</w:t>
+      </w:r>
+    </w:p>
+    <w:p>
+      <w:pPr>
+        <w:rPr>
+          <w:rFonts w:hint="default"/>
+          <w:lang w:val="en-US"/>
+        </w:rPr>
+      </w:pPr>
+      <w:r>
+        <w:rPr>
+          <w:rFonts w:hint="default"/>
+          <w:lang w:val="en-US"/>
+        </w:rPr>
+        <w:t>│   │   ├── handler/              # 权限管理 HTTP 接口</w:t>
+      </w:r>
+    </w:p>
+    <w:p>
+      <w:pPr>
+        <w:rPr>
+          <w:rFonts w:hint="default"/>
+          <w:lang w:val="en-US"/>
+        </w:rPr>
+      </w:pPr>
+      <w:r>
+        <w:rPr>
+          <w:rFonts w:hint="default"/>
+          <w:lang w:val="en-US"/>
+        </w:rPr>
+        <w:t>│   │   │   └── admin_handler.go  # 管理权限对象、角色、角色权限值</w:t>
+      </w:r>
+    </w:p>
+    <w:p>
+      <w:pPr>
+        <w:rPr>
+          <w:rFonts w:hint="default"/>
+          <w:lang w:val="en-US"/>
+        </w:rPr>
+      </w:pPr>
+      <w:r>
+        <w:rPr>
+          <w:rFonts w:hint="default"/>
+          <w:lang w:val="en-US"/>
+        </w:rPr>
+        <w:t>│   │   ├── models/               # 权限模型定义</w:t>
+      </w:r>
+    </w:p>
+    <w:p>
+      <w:pPr>
+        <w:rPr>
+          <w:rFonts w:hint="default"/>
+          <w:lang w:val="en-US"/>
+        </w:rPr>
+      </w:pPr>
+      <w:r>
+        <w:rPr>
+          <w:rFonts w:hint="default"/>
+          <w:lang w:val="en-US"/>
+        </w:rPr>
+        <w:t>│   │   │   └── models.go         # AuthObject, Role, AuthValue 结构体</w:t>
+      </w:r>
+    </w:p>
+    <w:p>
+      <w:pPr>
+        <w:rPr>
+          <w:rFonts w:hint="default"/>
+          <w:lang w:val="en-US"/>
+        </w:rPr>
+      </w:pPr>
+      <w:r>
+        <w:rPr>
+          <w:rFonts w:hint="default"/>
+          <w:lang w:val="en-US"/>
+        </w:rPr>
+        <w:t>│   │   └── repository/           # 权限数据访问层</w:t>
+      </w:r>
+    </w:p>
+    <w:p>
+      <w:pPr>
+        <w:rPr>
+          <w:rFonts w:hint="default"/>
+          <w:lang w:val="en-US"/>
+        </w:rPr>
+      </w:pPr>
+      <w:r>
+        <w:rPr>
+          <w:rFonts w:hint="default"/>
+          <w:lang w:val="en-US"/>
+        </w:rPr>
+        <w:t>│   │       ├── auth_object_repo.go  # 权限对象 CRUD</w:t>
+      </w:r>
+    </w:p>
+    <w:p>
+      <w:pPr>
+        <w:rPr>
+          <w:rFonts w:hint="default"/>
+          <w:lang w:val="en-US"/>
+        </w:rPr>
+      </w:pPr>
+      <w:r>
+        <w:rPr>
+          <w:rFonts w:hint="default"/>
+          <w:lang w:val="en-US"/>
+        </w:rPr>
+        <w:t>│   │       ├── auth_value_repo.go   # 角色权限值 CRUD</w:t>
+      </w:r>
+    </w:p>
+    <w:p>
+      <w:pPr>
+        <w:rPr>
+          <w:rFonts w:hint="default"/>
+          <w:lang w:val="en-US"/>
+        </w:rPr>
+      </w:pPr>
+      <w:r>
+        <w:rPr>
+          <w:rFonts w:hint="default"/>
+          <w:lang w:val="en-US"/>
+        </w:rPr>
+        <w:t>│   │       └── role_repo.go         # 角色定义 CRUD</w:t>
+      </w:r>
+    </w:p>
+    <w:p>
+      <w:pPr>
+        <w:rPr>
+          <w:rFonts w:hint="default"/>
+          <w:lang w:val="en-US"/>
+        </w:rPr>
+      </w:pPr>
+      <w:r>
+        <w:rPr>
+          <w:rFonts w:hint="default"/>
+          <w:lang w:val="en-US"/>
+        </w:rPr>
+        <w:t>│   │</w:t>
+      </w:r>
+    </w:p>
+    <w:p>
+      <w:pPr>
+        <w:rPr>
+          <w:rFonts w:hint="default"/>
+          <w:lang w:val="en-US"/>
+        </w:rPr>
+      </w:pPr>
+      <w:r>
+        <w:rPr>
+          <w:rFonts w:hint="default"/>
+          <w:lang w:val="en-US"/>
+        </w:rPr>
+        <w:t>│   ├── config/                   # 配置加载</w:t>
+      </w:r>
+    </w:p>
+    <w:p>
+      <w:pPr>
+        <w:rPr>
+          <w:rFonts w:hint="default"/>
+          <w:lang w:val="en-US"/>
+        </w:rPr>
+      </w:pPr>
+      <w:r>
+        <w:rPr>
+          <w:rFonts w:hint="default"/>
+          <w:lang w:val="en-US"/>
+        </w:rPr>
+        <w:t>│   │   └── config.go             # 读取 YAML 配置到 Go struct</w:t>
+      </w:r>
+    </w:p>
+    <w:p>
+      <w:pPr>
+        <w:rPr>
+          <w:rFonts w:hint="default"/>
+          <w:lang w:val="en-US"/>
+        </w:rPr>
+      </w:pPr>
+      <w:r>
+        <w:rPr>
+          <w:rFonts w:hint="default"/>
+          <w:lang w:val="en-US"/>
+        </w:rPr>
+        <w:t>│   │</w:t>
+      </w:r>
+    </w:p>
+    <w:p>
+      <w:pPr>
+        <w:rPr>
+          <w:rFonts w:hint="default"/>
+          <w:lang w:val="en-US"/>
+        </w:rPr>
+      </w:pPr>
+      <w:r>
+        <w:rPr>
+          <w:rFonts w:hint="default"/>
+          <w:lang w:val="en-US"/>
+        </w:rPr>
+        <w:t>│   ├── database/                 # 数据库连接</w:t>
+      </w:r>
+    </w:p>
+    <w:p>
+      <w:pPr>
+        <w:rPr>
+          <w:rFonts w:hint="default"/>
+          <w:lang w:val="en-US"/>
+        </w:rPr>
+      </w:pPr>
+      <w:r>
+        <w:rPr>
+          <w:rFonts w:hint="default"/>
+          <w:lang w:val="en-US"/>
+        </w:rPr>
+        <w:t>│   │   ├── nats.go               # NATS 消息队列连接</w:t>
+      </w:r>
+    </w:p>
+    <w:p>
+      <w:pPr>
+        <w:rPr>
+          <w:rFonts w:hint="default"/>
+          <w:lang w:val="en-US"/>
+        </w:rPr>
+      </w:pPr>
+      <w:r>
+        <w:rPr>
+          <w:rFonts w:hint="default"/>
+          <w:lang w:val="en-US"/>
+        </w:rPr>
+        <w:t>│   │   ├── postgres.go           # PostgreSQL 连接池</w:t>
+      </w:r>
+    </w:p>
+    <w:p>
+      <w:pPr>
+        <w:rPr>
+          <w:rFonts w:hint="default"/>
+          <w:lang w:val="en-US"/>
+        </w:rPr>
+      </w:pPr>
+      <w:r>
+        <w:rPr>
+          <w:rFonts w:hint="default"/>
+          <w:lang w:val="en-US"/>
+        </w:rPr>
+        <w:t>│   │   └── redis.go              # Redis 连接</w:t>
+      </w:r>
+    </w:p>
+    <w:p>
+      <w:pPr>
+        <w:rPr>
+          <w:rFonts w:hint="default"/>
+          <w:lang w:val="en-US"/>
+        </w:rPr>
+      </w:pPr>
+      <w:r>
+        <w:rPr>
+          <w:rFonts w:hint="default"/>
+          <w:lang w:val="en-US"/>
+        </w:rPr>
+        <w:t>│   │</w:t>
+      </w:r>
+    </w:p>
+    <w:p>
+      <w:pPr>
+        <w:rPr>
+          <w:rFonts w:hint="default"/>
+          <w:lang w:val="en-US"/>
+        </w:rPr>
+      </w:pPr>
+      <w:r>
+        <w:rPr>
+          <w:rFonts w:hint="default"/>
+          <w:lang w:val="en-US"/>
+        </w:rPr>
+        <w:t>│   ├── gl/                       # 总账模块 (General Ledger) ← 核心业务</w:t>
+      </w:r>
+    </w:p>
+    <w:p>
+      <w:pPr>
+        <w:rPr>
+          <w:rFonts w:hint="default"/>
+          <w:lang w:val="en-US"/>
+        </w:rPr>
+      </w:pPr>
+      <w:r>
+        <w:rPr>
+          <w:rFonts w:hint="default"/>
+          <w:lang w:val="en-US"/>
+        </w:rPr>
+        <w:t>│   │   ├── handler/              # HTTP 接口层</w:t>
+      </w:r>
+    </w:p>
+    <w:p>
+      <w:pPr>
+        <w:rPr>
+          <w:rFonts w:hint="default"/>
+          <w:lang w:val="en-US"/>
+        </w:rPr>
+      </w:pPr>
+      <w:r>
+        <w:rPr>
+          <w:rFonts w:hint="default"/>
+          <w:lang w:val="en-US"/>
+        </w:rPr>
+        <w:t>│   │   │   └── gl_handler.go     # 科目、分录、报表、AI、附件、数据库重置等所有 handler</w:t>
+      </w:r>
+    </w:p>
+    <w:p>
+      <w:pPr>
+        <w:rPr>
+          <w:rFonts w:hint="default"/>
+          <w:lang w:val="en-US"/>
+        </w:rPr>
+      </w:pPr>
+      <w:r>
+        <w:rPr>
+          <w:rFonts w:hint="default"/>
+          <w:lang w:val="en-US"/>
+        </w:rPr>
+        <w:t>│   │   ├── models/               # 数据模型</w:t>
+      </w:r>
+    </w:p>
+    <w:p>
+      <w:pPr>
+        <w:rPr>
+          <w:rFonts w:hint="default"/>
+          <w:lang w:val="en-US"/>
+        </w:rPr>
+      </w:pPr>
+      <w:r>
+        <w:rPr>
+          <w:rFonts w:hint="default"/>
+          <w:lang w:val="en-US"/>
+        </w:rPr>
+        <w:t>│   │   │   └── models.go         # Account, JournalEntry, JournalLine, Period 等结构体</w:t>
+      </w:r>
+    </w:p>
+    <w:p>
+      <w:pPr>
+        <w:rPr>
+          <w:rFonts w:hint="default"/>
+          <w:lang w:val="en-US"/>
+        </w:rPr>
+      </w:pPr>
+      <w:r>
+        <w:rPr>
+          <w:rFonts w:hint="default"/>
+          <w:lang w:val="en-US"/>
+        </w:rPr>
+        <w:t>│   │   ├── repository/           # 数据库访问层</w:t>
+      </w:r>
+    </w:p>
+    <w:p>
+      <w:pPr>
+        <w:rPr>
+          <w:rFonts w:hint="default"/>
+          <w:lang w:val="en-US"/>
+        </w:rPr>
+      </w:pPr>
+      <w:r>
+        <w:rPr>
+          <w:rFonts w:hint="default"/>
+          <w:lang w:val="en-US"/>
+        </w:rPr>
+        <w:t>│   │   │   ├── account_repo.go   # 科目 CRUD、树形结构</w:t>
+      </w:r>
+    </w:p>
+    <w:p>
+      <w:pPr>
+        <w:rPr>
+          <w:rFonts w:hint="default"/>
+          <w:lang w:val="en-US"/>
+        </w:rPr>
+      </w:pPr>
+      <w:r>
+        <w:rPr>
+          <w:rFonts w:hint="default"/>
+          <w:lang w:val="en-US"/>
+        </w:rPr>
+        <w:t>│   │   │   └── entry_repo.go     # 分录 CRUD、过账、冲销、报表查询、ListFiltered 等</w:t>
+      </w:r>
+    </w:p>
+    <w:p>
+      <w:pPr>
+        <w:rPr>
+          <w:rFonts w:hint="default"/>
+          <w:lang w:val="en-US"/>
+        </w:rPr>
+      </w:pPr>
+      <w:r>
+        <w:rPr>
+          <w:rFonts w:hint="default"/>
+          <w:lang w:val="en-US"/>
+        </w:rPr>
+        <w:t>│   │   └── service/              # 业务逻辑层</w:t>
+      </w:r>
+    </w:p>
+    <w:p>
+      <w:pPr>
+        <w:rPr>
+          <w:rFonts w:hint="default"/>
+          <w:lang w:val="en-US"/>
+        </w:rPr>
+      </w:pPr>
+      <w:r>
+        <w:rPr>
+          <w:rFonts w:hint="default"/>
+          <w:lang w:val="en-US"/>
+        </w:rPr>
+        <w:t>│   │       ├── ai_service.go     # AI 智能记账建议</w:t>
+      </w:r>
+    </w:p>
+    <w:p>
+      <w:pPr>
+        <w:rPr>
+          <w:rFonts w:hint="default"/>
+          <w:lang w:val="en-US"/>
+        </w:rPr>
+      </w:pPr>
+      <w:r>
+        <w:rPr>
+          <w:rFonts w:hint="default"/>
+          <w:lang w:val="en-US"/>
+        </w:rPr>
+        <w:t>│   │       ├── gl_service.go     # 分录创建/过账/冲销/报表/余额/重置/初始化等</w:t>
+      </w:r>
+    </w:p>
+    <w:p>
+      <w:pPr>
+        <w:rPr>
+          <w:rFonts w:hint="default"/>
+          <w:lang w:val="en-US"/>
+        </w:rPr>
+      </w:pPr>
+      <w:r>
+        <w:rPr>
+          <w:rFonts w:hint="default"/>
+          <w:lang w:val="en-US"/>
+        </w:rPr>
+        <w:t>│   │       └── gl_service_test.go # 单元测试 (16 项)</w:t>
+      </w:r>
+    </w:p>
+    <w:p>
+      <w:pPr>
+        <w:rPr>
+          <w:rFonts w:hint="default"/>
+          <w:lang w:val="en-US"/>
+        </w:rPr>
+      </w:pPr>
+      <w:r>
+        <w:rPr>
+          <w:rFonts w:hint="default"/>
+          <w:lang w:val="en-US"/>
+        </w:rPr>
+        <w:t>│   │</w:t>
+      </w:r>
+    </w:p>
+    <w:p>
+      <w:pPr>
+        <w:rPr>
+          <w:rFonts w:hint="default"/>
+          <w:lang w:val="en-US"/>
+        </w:rPr>
+      </w:pPr>
+      <w:r>
+        <w:rPr>
+          <w:rFonts w:hint="default"/>
+          <w:lang w:val="en-US"/>
+        </w:rPr>
+        <w:t>│   ├── middleware/               # 中间件</w:t>
+      </w:r>
+    </w:p>
+    <w:p>
+      <w:pPr>
+        <w:rPr>
+          <w:rFonts w:hint="default"/>
+          <w:lang w:val="en-US"/>
+        </w:rPr>
+      </w:pPr>
+      <w:r>
+        <w:rPr>
+          <w:rFonts w:hint="default"/>
+          <w:lang w:val="en-US"/>
+        </w:rPr>
+        <w:t>│   │   ├── auth.go               # JWT 鉴权中间件</w:t>
+      </w:r>
+    </w:p>
+    <w:p>
+      <w:pPr>
+        <w:rPr>
+          <w:rFonts w:hint="default"/>
+          <w:lang w:val="en-US"/>
+        </w:rPr>
+      </w:pPr>
+      <w:r>
+        <w:rPr>
+          <w:rFonts w:hint="default"/>
+          <w:lang w:val="en-US"/>
+        </w:rPr>
+        <w:t>│   │   ├── context.go            # 代理上下文提取（tenant_id, user_id）</w:t>
+      </w:r>
+    </w:p>
+    <w:p>
+      <w:pPr>
+        <w:rPr>
+          <w:rFonts w:hint="default"/>
+          <w:lang w:val="en-US"/>
+        </w:rPr>
+      </w:pPr>
+      <w:r>
+        <w:rPr>
+          <w:rFonts w:hint="default"/>
+          <w:lang w:val="en-US"/>
+        </w:rPr>
+        <w:t>│   │   └── permission.go         # 权限检查中间件</w:t>
+      </w:r>
+    </w:p>
+    <w:p>
+      <w:pPr>
+        <w:rPr>
+          <w:rFonts w:hint="default"/>
+          <w:lang w:val="en-US"/>
+        </w:rPr>
+      </w:pPr>
+      <w:r>
+        <w:rPr>
+          <w:rFonts w:hint="default"/>
+          <w:lang w:val="en-US"/>
+        </w:rPr>
+        <w:t>│   │</w:t>
+      </w:r>
+    </w:p>
+    <w:p>
+      <w:pPr>
+        <w:rPr>
+          <w:rFonts w:hint="default"/>
+          <w:lang w:val="en-US"/>
+        </w:rPr>
+      </w:pPr>
+      <w:r>
+        <w:rPr>
+          <w:rFonts w:hint="default"/>
+          <w:lang w:val="en-US"/>
+        </w:rPr>
+        <w:t>│   ├── models/                   # 公共模型</w:t>
+      </w:r>
+    </w:p>
+    <w:p>
+      <w:pPr>
+        <w:rPr>
+          <w:rFonts w:hint="default"/>
+          <w:lang w:val="en-US"/>
+        </w:rPr>
+      </w:pPr>
+      <w:r>
+        <w:rPr>
+          <w:rFonts w:hint="default"/>
+          <w:lang w:val="en-US"/>
+        </w:rPr>
+        <w:t>│   │   ├── models.go             # Tenant 等基础结构</w:t>
+      </w:r>
+    </w:p>
+    <w:p>
+      <w:pPr>
+        <w:rPr>
+          <w:rFonts w:hint="default"/>
+          <w:lang w:val="en-US"/>
+        </w:rPr>
+      </w:pPr>
+      <w:r>
+        <w:rPr>
+          <w:rFonts w:hint="default"/>
+          <w:lang w:val="en-US"/>
+        </w:rPr>
+        <w:t>│   │   └── user.go               # 用户模型</w:t>
+      </w:r>
+    </w:p>
+    <w:p>
+      <w:pPr>
+        <w:rPr>
+          <w:rFonts w:hint="default"/>
+          <w:lang w:val="en-US"/>
+        </w:rPr>
+      </w:pPr>
+      <w:r>
+        <w:rPr>
+          <w:rFonts w:hint="default"/>
+          <w:lang w:val="en-US"/>
+        </w:rPr>
+        <w:t>│   │</w:t>
+      </w:r>
+    </w:p>
+    <w:p>
+      <w:pPr>
+        <w:rPr>
+          <w:rFonts w:hint="default"/>
+          <w:lang w:val="en-US"/>
+        </w:rPr>
+      </w:pPr>
+      <w:r>
+        <w:rPr>
+          <w:rFonts w:hint="default"/>
+          <w:lang w:val="en-US"/>
+        </w:rPr>
+        <w:t>│   ├── org/                      # 组织架构模块</w:t>
+      </w:r>
+    </w:p>
+    <w:p>
+      <w:pPr>
+        <w:rPr>
+          <w:rFonts w:hint="default"/>
+          <w:lang w:val="en-US"/>
+        </w:rPr>
+      </w:pPr>
+      <w:r>
+        <w:rPr>
+          <w:rFonts w:hint="default"/>
+          <w:lang w:val="en-US"/>
+        </w:rPr>
+        <w:t>│   │   ├── handler/              # HTTP 接口</w:t>
+      </w:r>
+    </w:p>
+    <w:p>
+      <w:pPr>
+        <w:rPr>
+          <w:rFonts w:hint="default"/>
+          <w:lang w:val="en-US"/>
+        </w:rPr>
+      </w:pPr>
+      <w:r>
+        <w:rPr>
+          <w:rFonts w:hint="default"/>
+          <w:lang w:val="en-US"/>
+        </w:rPr>
+        <w:t>│   │   │   ├── handler.go        # 组织/站点 CRUD handler</w:t>
+      </w:r>
+    </w:p>
+    <w:p>
+      <w:pPr>
+        <w:rPr>
+          <w:rFonts w:hint="default"/>
+          <w:lang w:val="en-US"/>
+        </w:rPr>
+      </w:pPr>
+      <w:r>
+        <w:rPr>
+          <w:rFonts w:hint="default"/>
+          <w:lang w:val="en-US"/>
+        </w:rPr>
+        <w:t>│   │   │   └── period_handler.go # 会计期间管理 handler</w:t>
+      </w:r>
+    </w:p>
+    <w:p>
+      <w:pPr>
+        <w:rPr>
+          <w:rFonts w:hint="default"/>
+          <w:lang w:val="en-US"/>
+        </w:rPr>
+      </w:pPr>
+      <w:r>
+        <w:rPr>
+          <w:rFonts w:hint="default"/>
+          <w:lang w:val="en-US"/>
+        </w:rPr>
+        <w:t>│   │   ├── models/               # 组织模型</w:t>
+      </w:r>
+    </w:p>
+    <w:p>
+      <w:pPr>
+        <w:rPr>
+          <w:rFonts w:hint="default"/>
+          <w:lang w:val="en-US"/>
+        </w:rPr>
+      </w:pPr>
+      <w:r>
+        <w:rPr>
+          <w:rFonts w:hint="default"/>
+          <w:lang w:val="en-US"/>
+        </w:rPr>
+        <w:t>│   │   │   └── models.go         # Organization, Site 结构体</w:t>
+      </w:r>
+    </w:p>
+    <w:p>
+      <w:pPr>
+        <w:rPr>
+          <w:rFonts w:hint="default"/>
+          <w:lang w:val="en-US"/>
+        </w:rPr>
+      </w:pPr>
+      <w:r>
+        <w:rPr>
+          <w:rFonts w:hint="default"/>
+          <w:lang w:val="en-US"/>
+        </w:rPr>
+        <w:t>│   │   └── repository/           # 数据访问</w:t>
+      </w:r>
+    </w:p>
+    <w:p>
+      <w:pPr>
+        <w:rPr>
+          <w:rFonts w:hint="default"/>
+          <w:lang w:val="en-US"/>
+        </w:rPr>
+      </w:pPr>
+      <w:r>
+        <w:rPr>
+          <w:rFonts w:hint="default"/>
+          <w:lang w:val="en-US"/>
+        </w:rPr>
+        <w:t>│   │       └── repository.go     # 组织/站点 CRUD</w:t>
+      </w:r>
+    </w:p>
+    <w:p>
+      <w:pPr>
+        <w:rPr>
+          <w:rFonts w:hint="default"/>
+          <w:lang w:val="en-US"/>
+        </w:rPr>
+      </w:pPr>
+      <w:r>
+        <w:rPr>
+          <w:rFonts w:hint="default"/>
+          <w:lang w:val="en-US"/>
+        </w:rPr>
+        <w:t>│   │</w:t>
+      </w:r>
+    </w:p>
+    <w:p>
+      <w:pPr>
+        <w:rPr>
+          <w:rFonts w:hint="default"/>
+          <w:lang w:val="en-US"/>
+        </w:rPr>
+      </w:pPr>
+      <w:r>
+        <w:rPr>
+          <w:rFonts w:hint="default"/>
+          <w:lang w:val="en-US"/>
+        </w:rPr>
+        <w:t>│   └── rbac/                     # 角色权限 (RBAC)</w:t>
+      </w:r>
+    </w:p>
+    <w:p>
+      <w:pPr>
+        <w:rPr>
+          <w:rFonts w:hint="default"/>
+          <w:lang w:val="en-US"/>
+        </w:rPr>
+      </w:pPr>
+      <w:r>
+        <w:rPr>
+          <w:rFonts w:hint="default"/>
+          <w:lang w:val="en-US"/>
+        </w:rPr>
+        <w:t>│       ├── handler.go            # 角色/用户角色分配 HTTP 接口</w:t>
+      </w:r>
+    </w:p>
+    <w:p>
+      <w:pPr>
+        <w:rPr>
+          <w:rFonts w:hint="default"/>
+          <w:lang w:val="en-US"/>
+        </w:rPr>
+      </w:pPr>
+      <w:r>
+        <w:rPr>
+          <w:rFonts w:hint="default"/>
+          <w:lang w:val="en-US"/>
+        </w:rPr>
+        <w:t>│       └── repository.go         # 角色数据访问</w:t>
+      </w:r>
+    </w:p>
+    <w:p>
+      <w:pPr>
+        <w:rPr>
+          <w:rFonts w:hint="default"/>
+          <w:lang w:val="en-US"/>
+        </w:rPr>
+      </w:pPr>
+      <w:r>
+        <w:rPr>
+          <w:rFonts w:hint="default"/>
+          <w:lang w:val="en-US"/>
+        </w:rPr>
+        <w:t>│</w:t>
+      </w:r>
+    </w:p>
+    <w:p>
+      <w:pPr>
+        <w:rPr>
+          <w:rFonts w:hint="default"/>
+          <w:lang w:val="en-US"/>
+        </w:rPr>
+      </w:pPr>
+      <w:r>
+        <w:rPr>
+          <w:rFonts w:hint="default"/>
+          <w:lang w:val="en-US"/>
+        </w:rPr>
+        <w:t>├── migrations/                   # 数据库迁移脚本</w:t>
+      </w:r>
+    </w:p>
+    <w:p>
+      <w:pPr>
+        <w:rPr>
+          <w:rFonts w:hint="default"/>
+          <w:lang w:val="en-US"/>
+        </w:rPr>
+      </w:pPr>
+      <w:r>
+        <w:rPr>
+          <w:rFonts w:hint="default"/>
+          <w:lang w:val="en-US"/>
+        </w:rPr>
+        <w:t>│   ├── 001_init.sql              # 初始表结构（租户、用户）</w:t>
+      </w:r>
+    </w:p>
+    <w:p>
+      <w:pPr>
+        <w:rPr>
+          <w:rFonts w:hint="default"/>
+          <w:lang w:val="en-US"/>
+        </w:rPr>
+      </w:pPr>
+      <w:r>
+        <w:rPr>
+          <w:rFonts w:hint="default"/>
+          <w:lang w:val="en-US"/>
+        </w:rPr>
+        <w:t>│   ├── 002_permission_engine.sql # 权限引擎表结构</w:t>
+      </w:r>
+    </w:p>
+    <w:p>
+      <w:pPr>
+        <w:rPr>
+          <w:rFonts w:hint="default"/>
+          <w:lang w:val="en-US"/>
+        </w:rPr>
+      </w:pPr>
+      <w:r>
+        <w:rPr>
+          <w:rFonts w:hint="default"/>
+          <w:lang w:val="en-US"/>
+        </w:rPr>
+        <w:t>│   ├── 003_gl.sql                # 总账表结构（科目、分录、余额、期间）</w:t>
+      </w:r>
+    </w:p>
+    <w:p>
+      <w:pPr>
+        <w:rPr>
+          <w:rFonts w:hint="default"/>
+          <w:lang w:val="en-US"/>
+        </w:rPr>
+      </w:pPr>
+      <w:r>
+        <w:rPr>
+          <w:rFonts w:hint="default"/>
+          <w:lang w:val="en-US"/>
+        </w:rPr>
+        <w:t>│   ├── 004_gaap_coa.sql          # GAAP 科目表修正</w:t>
+      </w:r>
+    </w:p>
+    <w:p>
+      <w:pPr>
+        <w:rPr>
+          <w:rFonts w:hint="default"/>
+          <w:lang w:val="en-US"/>
+        </w:rPr>
+      </w:pPr>
+      <w:r>
+        <w:rPr>
+          <w:rFonts w:hint="default"/>
+          <w:lang w:val="en-US"/>
+        </w:rPr>
+        <w:t>│   ├── 005_org_structure.sql     # 组织架构表</w:t>
+      </w:r>
+    </w:p>
+    <w:p>
+      <w:pPr>
+        <w:rPr>
+          <w:rFonts w:hint="default"/>
+          <w:lang w:val="en-US"/>
+        </w:rPr>
+      </w:pPr>
+      <w:r>
+        <w:rPr>
+          <w:rFonts w:hint="default"/>
+          <w:lang w:val="en-US"/>
+        </w:rPr>
+        <w:t>│   ├── 006_journal_enhance.sql   # 分录增强（附件等）</w:t>
+      </w:r>
+    </w:p>
+    <w:p>
+      <w:pPr>
+        <w:rPr>
+          <w:rFonts w:hint="default"/>
+          <w:lang w:val="en-US"/>
+        </w:rPr>
+      </w:pPr>
+      <w:r>
+        <w:rPr>
+          <w:rFonts w:hint="default"/>
+          <w:lang w:val="en-US"/>
+        </w:rPr>
+        <w:t>│   ├── 007_period_org.sql        # 期间组织关联</w:t>
+      </w:r>
+    </w:p>
+    <w:p>
+      <w:pPr>
+        <w:rPr>
+          <w:rFonts w:hint="default"/>
+          <w:lang w:val="en-US"/>
+        </w:rPr>
+      </w:pPr>
+      <w:r>
+        <w:rPr>
+          <w:rFonts w:hint="default"/>
+          <w:lang w:val="en-US"/>
+        </w:rPr>
+        <w:t>│   ├── clean_accounts.sql        # 清理重复科目</w:t>
+      </w:r>
+    </w:p>
+    <w:p>
+      <w:pPr>
+        <w:rPr>
+          <w:rFonts w:hint="default"/>
+          <w:lang w:val="en-US"/>
+        </w:rPr>
+      </w:pPr>
+      <w:r>
+        <w:rPr>
+          <w:rFonts w:hint="default"/>
+          <w:lang w:val="en-US"/>
+        </w:rPr>
+        <w:t>│   ├── seed_accounts.sql         # 标准科目种子（中国会计准则）</w:t>
+      </w:r>
+    </w:p>
+    <w:p>
+      <w:pPr>
+        <w:rPr>
+          <w:rFonts w:hint="default"/>
+          <w:lang w:val="en-US"/>
+        </w:rPr>
+      </w:pPr>
+      <w:r>
+        <w:rPr>
+          <w:rFonts w:hint="default"/>
+          <w:lang w:val="en-US"/>
+        </w:rPr>
+        <w:t>│   ├── seed_accounts_ifrs.sql    # IFRS 科目种子</w:t>
+      </w:r>
+    </w:p>
+    <w:p>
+      <w:pPr>
+        <w:rPr>
+          <w:rFonts w:hint="default"/>
+          <w:lang w:val="en-US"/>
+        </w:rPr>
+      </w:pPr>
+      <w:r>
+        <w:rPr>
+          <w:rFonts w:hint="default"/>
+          <w:lang w:val="en-US"/>
+        </w:rPr>
+        <w:t>│   └── seed_gaap_coa.sql         # US GAAP 科目种子</w:t>
+      </w:r>
+    </w:p>
+    <w:p>
+      <w:pPr>
+        <w:rPr>
+          <w:rFonts w:hint="default"/>
+          <w:lang w:val="en-US"/>
+        </w:rPr>
+      </w:pPr>
+      <w:r>
+        <w:rPr>
+          <w:rFonts w:hint="default"/>
+          <w:lang w:val="en-US"/>
+        </w:rPr>
+        <w:t>│</w:t>
+      </w:r>
+    </w:p>
+    <w:p>
+      <w:pPr>
+        <w:rPr>
+          <w:rFonts w:hint="default"/>
+          <w:lang w:val="en-US"/>
+        </w:rPr>
+      </w:pPr>
+      <w:r>
+        <w:rPr>
+          <w:rFonts w:hint="default"/>
+          <w:lang w:val="en-US"/>
+        </w:rPr>
+        <w:t>├── pkg/                         # 公共工具包</w:t>
+      </w:r>
+    </w:p>
+    <w:p>
+      <w:pPr>
+        <w:rPr>
+          <w:rFonts w:hint="default"/>
+          <w:lang w:val="en-US"/>
+        </w:rPr>
+      </w:pPr>
+      <w:r>
+        <w:rPr>
+          <w:rFonts w:hint="default"/>
+          <w:lang w:val="en-US"/>
+        </w:rPr>
+        <w:t>│   ├── jwt/                     #</w:t>
+      </w:r>
+    </w:p>
+    <w:p>
+      <w:pPr>
+        <w:rPr>
+          <w:rFonts w:hint="default"/>
+          <w:lang w:val="en-US"/>
+        </w:rPr>
+      </w:pPr>
+      <w:r>
+        <w:rPr>
+          <w:rFonts w:hint="default"/>
+          <w:lang w:val="en-US"/>
+        </w:rPr>
+        <w:t>│   │   └── jwt.go               # JWT token 签发/验证</w:t>
+      </w:r>
+    </w:p>
+    <w:p>
+      <w:pPr>
+        <w:rPr>
+          <w:rFonts w:hint="default"/>
+          <w:lang w:val="en-US"/>
+        </w:rPr>
+      </w:pPr>
+      <w:r>
+        <w:rPr>
+          <w:rFonts w:hint="default"/>
+          <w:lang w:val="en-US"/>
+        </w:rPr>
+        <w:t>│   └── response/                #</w:t>
+      </w:r>
+    </w:p>
+    <w:p>
+      <w:pPr>
+        <w:rPr>
+          <w:rFonts w:hint="default"/>
+          <w:lang w:val="en-US"/>
+        </w:rPr>
+      </w:pPr>
+      <w:r>
+        <w:rPr>
+          <w:rFonts w:hint="default"/>
+          <w:lang w:val="en-US"/>
+        </w:rPr>
+        <w:t>│       └── response.go          # 统一 API 响应格式 (OK/Error/BadRequest 等)</w:t>
+      </w:r>
+    </w:p>
+    <w:p>
+      <w:pPr>
+        <w:rPr>
+          <w:rFonts w:hint="default"/>
+          <w:lang w:val="en-US"/>
+        </w:rPr>
+      </w:pPr>
+      <w:r>
+        <w:rPr>
+          <w:rFonts w:hint="default"/>
+          <w:lang w:val="en-US"/>
+        </w:rPr>
+        <w:t>│</w:t>
+      </w:r>
+    </w:p>
+    <w:p>
+      <w:pPr>
+        <w:rPr>
+          <w:rFonts w:hint="default"/>
+          <w:lang w:val="en-US"/>
+        </w:rPr>
+      </w:pPr>
+      <w:r>
+        <w:rPr>
+          <w:rFonts w:hint="default"/>
+          <w:lang w:val="en-US"/>
+        </w:rPr>
+        <w:t>[5/14/2026 5:13 PM] CodingOpenClaw: ├── scripts/                     # 运维脚本│   └── clear_journal_data.bat   # Windows 一键清除所有分录/余额数据</w:t>
+      </w:r>
+    </w:p>
+    <w:p>
+      <w:pPr>
+        <w:rPr>
+          <w:rFonts w:hint="default"/>
+          <w:lang w:val="en-US"/>
+        </w:rPr>
+      </w:pPr>
+      <w:r>
+        <w:rPr>
+          <w:rFonts w:hint="default"/>
+          <w:lang w:val="en-US"/>
+        </w:rPr>
+        <w:t>│</w:t>
+      </w:r>
+    </w:p>
+    <w:p>
+      <w:pPr>
+        <w:rPr>
+          <w:rFonts w:hint="default"/>
+          <w:lang w:val="en-US"/>
+        </w:rPr>
+      </w:pPr>
+      <w:r>
+        <w:rPr>
+          <w:rFonts w:hint="default"/>
+          <w:lang w:val="en-US"/>
+        </w:rPr>
+        <w:t>├── seeds/                       # 种子数据</w:t>
+      </w:r>
+    </w:p>
+    <w:p>
+      <w:pPr>
+        <w:rPr>
+          <w:rFonts w:hint="default"/>
+          <w:lang w:val="en-US"/>
+        </w:rPr>
+      </w:pPr>
+      <w:r>
+        <w:rPr>
+          <w:rFonts w:hint="default"/>
+          <w:lang w:val="en-US"/>
+        </w:rPr>
+        <w:t>│   └── seed_auth_objects.go     # 初始化权限对象</w:t>
+      </w:r>
+    </w:p>
+    <w:p>
+      <w:pPr>
+        <w:rPr>
+          <w:rFonts w:hint="default"/>
+          <w:lang w:val="en-US"/>
+        </w:rPr>
+      </w:pPr>
+      <w:r>
+        <w:rPr>
+          <w:rFonts w:hint="default"/>
+          <w:lang w:val="en-US"/>
+        </w:rPr>
+        <w:t>│</w:t>
+      </w:r>
+    </w:p>
+    <w:p>
+      <w:pPr>
+        <w:rPr>
+          <w:rFonts w:hint="default"/>
+          <w:lang w:val="en-US"/>
+        </w:rPr>
+      </w:pPr>
+      <w:r>
+        <w:rPr>
+          <w:rFonts w:hint="default"/>
+          <w:lang w:val="en-US"/>
+        </w:rPr>
+        <w:t>├── go.mod                       # Go 模块依赖定义</w:t>
+      </w:r>
+    </w:p>
+    <w:p>
+      <w:pPr>
+        <w:rPr>
+          <w:rFonts w:hint="default"/>
+          <w:lang w:val="en-US"/>
+        </w:rPr>
+      </w:pPr>
+      <w:r>
+        <w:rPr>
+          <w:rFonts w:hint="default"/>
+          <w:lang w:val="en-US"/>
+        </w:rPr>
+        <w:t>├── go.sum                       # Go 依赖锁文件</w:t>
+      </w:r>
+    </w:p>
+    <w:p>
+      <w:pPr>
+        <w:rPr>
+          <w:rFonts w:hint="default"/>
+          <w:lang w:val="en-US"/>
+        </w:rPr>
+      </w:pPr>
+      <w:r>
+        <w:rPr>
+          <w:rFonts w:hint="default"/>
+          <w:lang w:val="en-US"/>
+        </w:rPr>
+        <w:t>├── Dockerfile                   # Docker 构建文件</w:t>
+      </w:r>
+    </w:p>
+    <w:p>
+      <w:pPr>
+        <w:rPr>
+          <w:rFonts w:hint="default"/>
+          <w:lang w:val="en-US"/>
+        </w:rPr>
+      </w:pPr>
+      <w:r>
+        <w:rPr>
+          <w:rFonts w:hint="default"/>
+          <w:lang w:val="en-US"/>
+        </w:rPr>
+        <w:t>├── .air.toml                    # Air 热重载配置（开发用）</w:t>
+      </w:r>
+    </w:p>
+    <w:p>
+      <w:pPr>
+        <w:rPr>
+          <w:rFonts w:hint="default"/>
+          <w:lang w:val="en-US"/>
+        </w:rPr>
+      </w:pPr>
+      <w:r>
+        <w:rPr>
+          <w:rFonts w:hint="default"/>
+          <w:lang w:val="en-US"/>
+        </w:rPr>
+        <w:t>├── auth-service.exe             # 编译好的认证服务（运行中）</w:t>
+      </w:r>
+    </w:p>
+    <w:p>
+      <w:pPr>
+        <w:rPr>
+          <w:rFonts w:hint="default"/>
+          <w:lang w:val="en-US"/>
+        </w:rPr>
+      </w:pPr>
+      <w:r>
+        <w:rPr>
+          <w:rFonts w:hint="default"/>
+          <w:lang w:val="en-US"/>
+        </w:rPr>
+        <w:t>└── api-gateway.exe              # 编译好的 API 网关（运行中）</w:t>
+      </w:r>
+    </w:p>
+    <w:p>
+      <w:pPr>
+        <w:rPr>
+          <w:rFonts w:hint="default"/>
+          <w:lang w:val="en-US"/>
+        </w:rPr>
+      </w:pPr>
+    </w:p>
+    <w:p>
+      <w:pPr>
+        <w:rPr>
+          <w:rFonts w:hint="default"/>
+          <w:lang w:val="en-US"/>
+        </w:rPr>
+      </w:pPr>
+      <w:r>
+        <w:rPr>
+          <w:rFonts w:hint="default"/>
+          <w:lang w:val="en-US"/>
+        </w:rPr>
+        <w:t>三层架构说明</w:t>
+      </w:r>
+    </w:p>
+    <w:p>
+      <w:pPr>
+        <w:rPr>
+          <w:rFonts w:hint="default"/>
+          <w:lang w:val="en-US"/>
+        </w:rPr>
+      </w:pPr>
+    </w:p>
+    <w:p>
+      <w:pPr>
+        <w:rPr>
+          <w:rFonts w:hint="default"/>
+          <w:lang w:val="en-US"/>
+        </w:rPr>
+      </w:pPr>
+      <w:r>
+        <w:rPr>
+          <w:rFonts w:hint="default"/>
+          <w:lang w:val="en-US"/>
+        </w:rPr>
+        <w:t>handler/  (HTTP 接口层)  → 接收请求、解析参数、返回响应</w:t>
+      </w:r>
+    </w:p>
+    <w:p>
+      <w:pPr>
+        <w:rPr>
+          <w:rFonts w:hint="default"/>
+          <w:lang w:val="en-US"/>
+        </w:rPr>
+      </w:pPr>
+      <w:r>
+        <w:rPr>
+          <w:rFonts w:hint="default"/>
+          <w:lang w:val="en-US"/>
+        </w:rPr>
+        <w:t>↓</w:t>
+      </w:r>
+    </w:p>
+    <w:p>
+      <w:pPr>
+        <w:rPr>
+          <w:rFonts w:hint="default"/>
+          <w:lang w:val="en-US"/>
+        </w:rPr>
+      </w:pPr>
+      <w:r>
+        <w:rPr>
+          <w:rFonts w:hint="default"/>
+          <w:lang w:val="en-US"/>
+        </w:rPr>
+        <w:t>service/  (业务逻辑层)  → 校验、计算、编排</w:t>
+      </w:r>
+    </w:p>
+    <w:p>
+      <w:pPr>
+        <w:rPr>
+          <w:rFonts w:hint="default"/>
+          <w:lang w:val="en-US"/>
+        </w:rPr>
+      </w:pPr>
+      <w:r>
+        <w:rPr>
+          <w:rFonts w:hint="default"/>
+          <w:lang w:val="en-US"/>
+        </w:rPr>
+        <w:t>↓</w:t>
+      </w:r>
+    </w:p>
+    <w:p>
+      <w:pPr>
+        <w:rPr>
+          <w:rFonts w:hint="default"/>
+          <w:lang w:val="en-US"/>
+        </w:rPr>
+      </w:pPr>
+      <w:r>
+        <w:rPr>
+          <w:rFonts w:hint="default"/>
+          <w:lang w:val="en-US"/>
+        </w:rPr>
+        <w:t>repository/ (数据访问层) → SQL 查询、写入数据库</w:t>
+      </w:r>
+    </w:p>
+    <w:p>
+      <w:pPr>
+        <w:rPr>
+          <w:rFonts w:hint="default"/>
+          <w:lang w:val="en-US"/>
+        </w:rPr>
+      </w:pPr>
+    </w:p>
+    <w:p>
+      <w:pPr>
+        <w:rPr>
+          <w:rFonts w:hint="default"/>
+          <w:lang w:val="en-US"/>
+        </w:rPr>
+      </w:pPr>
+      <w:r>
+        <w:rPr>
+          <w:rFonts w:hint="default"/>
+          <w:lang w:val="en-US"/>
+        </w:rPr>
+        <w:t>每层只调用下一层，职责单一。例如创建分录的调用链：</w:t>
+      </w:r>
+    </w:p>
+    <w:p>
+      <w:pPr>
+        <w:rPr>
+          <w:rFonts w:hint="default"/>
+          <w:lang w:val="en-US"/>
+        </w:rPr>
+      </w:pPr>
+    </w:p>
+    <w:p>
+      <w:pPr>
+        <w:rPr>
+          <w:rFonts w:hint="default"/>
+          <w:lang w:val="en-US"/>
+        </w:rPr>
+      </w:pPr>
+      <w:r>
+        <w:rPr>
+          <w:rFonts w:hint="default"/>
+          <w:lang w:val="en-US"/>
+        </w:rPr>
+        <w:t>gl_handler.CreateJournalEntry()</w:t>
+      </w:r>
+    </w:p>
+    <w:p>
+      <w:pPr>
+        <w:rPr>
+          <w:rFonts w:hint="default"/>
+          <w:lang w:val="en-US"/>
+        </w:rPr>
+      </w:pPr>
+      <w:r>
+        <w:rPr>
+          <w:rFonts w:hint="default"/>
+          <w:lang w:val="en-US"/>
+        </w:rPr>
+        <w:t>→ gl_service.CreateJournalEntry()   # 校验行数、借贷平衡、账号有效性、期间</w:t>
+      </w:r>
+    </w:p>
+    <w:p>
+      <w:pPr>
+        <w:rPr>
+          <w:rFonts w:hint="default"/>
+          <w:lang w:val="en-US"/>
+        </w:rPr>
+      </w:pPr>
+      <w:r>
+        <w:rPr>
+          <w:rFonts w:hint="default"/>
+          <w:lang w:val="en-US"/>
+        </w:rPr>
+        <w:t>→ entry_repo.Create()              # 事务内写入 header + lines</w:t>
+      </w:r>
       <w:bookmarkStart w:id="0" w:name="_GoBack"/>
       <w:bookmarkEnd w:id="0"/>
-    </w:p>
-    <w:p>
-      <w:pPr>
-        <w:rPr>
-          <w:rFonts w:hint="default"/>
-        </w:rPr>
-      </w:pPr>
-    </w:p>
-    <w:p>
-      <w:pPr>
-        <w:rPr>
-          <w:rFonts w:hint="default"/>
-        </w:rPr>
-      </w:pPr>
-    </w:p>
-    <w:p>
-      <w:pPr>
-        <w:rPr>
-          <w:rFonts w:hint="default"/>
-        </w:rPr>
-      </w:pPr>
-    </w:p>
-    <w:p>
-      <w:pPr>
-        <w:rPr>
-          <w:rFonts w:hint="default"/>
-        </w:rPr>
-      </w:pPr>
-      <w:r>
-        <w:rPr>
-          <w:rFonts w:hint="default"/>
-        </w:rPr>
-        <w:t>:: ========== 前端 ==========</w:t>
-      </w:r>
-    </w:p>
-    <w:p>
-      <w:pPr>
-        <w:rPr>
-          <w:rFonts w:hint="default"/>
-        </w:rPr>
-      </w:pPr>
-      <w:r>
-        <w:rPr>
-          <w:rFonts w:hint="default"/>
-        </w:rPr>
-        <w:t>cd C:\SwiftAIERP\frontend</w:t>
-      </w:r>
-    </w:p>
-    <w:p>
-      <w:pPr>
-        <w:rPr>
-          <w:rFonts w:hint="default"/>
-        </w:rPr>
-      </w:pPr>
-    </w:p>
-    <w:p>
-      <w:pPr>
-        <w:rPr>
-          <w:rFonts w:hint="default"/>
-        </w:rPr>
-      </w:pPr>
-    </w:p>
-    <w:p>
-      <w:pPr>
-        <w:rPr>
-          <w:rFonts w:hint="default"/>
-        </w:rPr>
-      </w:pPr>
-      <w:r>
-        <w:rPr>
-          <w:rFonts w:hint="default"/>
-        </w:rPr>
-        <w:t>:: 1. 安装依赖（首次或新增包时执行）</w:t>
-      </w:r>
-    </w:p>
-    <w:p>
-      <w:pPr>
-        <w:rPr>
-          <w:rFonts w:hint="default"/>
-        </w:rPr>
-      </w:pPr>
-      <w:r>
-        <w:rPr>
-          <w:rFonts w:hint="default"/>
-        </w:rPr>
-        <w:t>flutter pub get</w:t>
-      </w:r>
-    </w:p>
-    <w:p>
-      <w:pPr>
-        <w:rPr>
-          <w:rFonts w:hint="default"/>
-        </w:rPr>
-      </w:pPr>
-    </w:p>
-    <w:p>
-      <w:pPr>
-        <w:rPr>
-          <w:rFonts w:hint="default"/>
-        </w:rPr>
-      </w:pPr>
-      <w:r>
-        <w:rPr>
-          <w:rFonts w:hint="default"/>
-        </w:rPr>
-        <w:t>:: 2. 代码检查</w:t>
-      </w:r>
-    </w:p>
-    <w:p>
-      <w:pPr>
-        <w:rPr>
-          <w:rFonts w:hint="default"/>
-        </w:rPr>
-      </w:pPr>
-      <w:r>
-        <w:rPr>
-          <w:rFonts w:hint="default"/>
-        </w:rPr>
-        <w:t>flutter analyze</w:t>
-      </w:r>
-    </w:p>
-    <w:p>
-      <w:pPr>
-        <w:rPr>
-          <w:rFonts w:hint="default"/>
-        </w:rPr>
-      </w:pPr>
-    </w:p>
-    <w:p>
-      <w:pPr>
-        <w:rPr>
-          <w:rFonts w:hint="default"/>
-        </w:rPr>
-      </w:pPr>
-      <w:r>
-        <w:rPr>
-          <w:rFonts w:hint="default"/>
-        </w:rPr>
-        <w:t>:: 3. 运行</w:t>
-      </w:r>
-    </w:p>
-    <w:p>
-      <w:pPr>
-        <w:rPr>
-          <w:rFonts w:hint="default"/>
-        </w:rPr>
-      </w:pPr>
-      <w:r>
-        <w:rPr>
-          <w:rFonts w:hint="default"/>
-        </w:rPr>
-        <w:t>flutter run -d chrome   (Web)</w:t>
-      </w:r>
-    </w:p>
-    <w:p>
-      <w:pPr>
-        <w:rPr>
-          <w:rFonts w:hint="default"/>
-        </w:rPr>
-      </w:pPr>
-      <w:r>
-        <w:rPr>
-          <w:rFonts w:hint="default"/>
-        </w:rPr>
-        <w:t>flutter run -d windows  (Windows 桌面)</w:t>
-      </w:r>
-    </w:p>
-    <w:p>
-      <w:pPr>
-        <w:rPr>
-          <w:rFonts w:hint="default"/>
-        </w:rPr>
-      </w:pPr>
-    </w:p>
-    <w:p>
-      <w:pPr>
-        <w:rPr>
-          <w:rFonts w:hint="default"/>
-        </w:rPr>
-      </w:pPr>
-    </w:p>
-    <w:p>
-      <w:pPr>
-        <w:rPr>
-          <w:rFonts w:hint="default"/>
-        </w:rPr>
-      </w:pPr>
-      <w:r>
-        <w:rPr>
-          <w:rFonts w:hint="default"/>
-        </w:rPr>
-        <w:t># 停后端（查 PID 杀进程）</w:t>
-      </w:r>
-    </w:p>
-    <w:p>
-      <w:pPr>
-        <w:rPr>
-          <w:rFonts w:hint="default"/>
-        </w:rPr>
-      </w:pPr>
-      <w:r>
-        <w:rPr>
-          <w:rFonts w:hint="default"/>
-        </w:rPr>
-        <w:t>Get-Process -Name "auth-service","api-gateway" | Stop-Process</w:t>
-      </w:r>
-    </w:p>
-    <w:p>
-      <w:pPr>
-        <w:rPr>
-          <w:rFonts w:hint="default"/>
-        </w:rPr>
-      </w:pPr>
-    </w:p>
-    <w:p>
-      <w:pPr>
-        <w:rPr>
-          <w:rFonts w:hint="default"/>
-        </w:rPr>
-      </w:pPr>
-      <w:r>
-        <w:rPr>
-          <w:rFonts w:hint="default"/>
-        </w:rPr>
-        <w:t># 停基础设施</w:t>
-      </w:r>
-    </w:p>
-    <w:p>
-      <w:pPr>
-        <w:rPr>
-          <w:rFonts w:hint="default"/>
-        </w:rPr>
-      </w:pPr>
-      <w:r>
-        <w:rPr>
-          <w:rFonts w:hint="default"/>
-        </w:rPr>
-        <w:t>docker stop swiftai-postgres swiftai-redis</w:t>
-      </w:r>
-    </w:p>
-    <w:p>
-      <w:pPr>
-        <w:rPr>
-          <w:rFonts w:hint="default"/>
-        </w:rPr>
-      </w:pPr>
-    </w:p>
-    <w:p>
-      <w:pPr>
-        <w:rPr>
-          <w:rFonts w:hint="default"/>
-        </w:rPr>
-      </w:pPr>
-      <w:r>
-        <w:rPr>
-          <w:rFonts w:hint="default"/>
-        </w:rPr>
-        <w:t>注意：config.dev.yaml 里 JWT access token 有效期只有 15 分钟，超过需要重新登录。长期开发建议把这个值改大，比如 access_ttl: 24h。</w:t>
-      </w:r>
-    </w:p>
-    <w:p>
-      <w:pPr>
-        <w:rPr>
-          <w:rFonts w:hint="default"/>
-        </w:rPr>
-      </w:pPr>
-    </w:p>
-    <w:p>
-      <w:pPr>
-        <w:rPr>
-          <w:rFonts w:hint="default"/>
-        </w:rPr>
-      </w:pPr>
-    </w:p>
-    <w:p>
-      <w:pPr>
-        <w:rPr>
-          <w:rFonts w:hint="default"/>
-        </w:rPr>
-      </w:pPr>
-    </w:p>
-    <w:p>
-      <w:pPr>
-        <w:rPr>
-          <w:rFonts w:hint="default"/>
-        </w:rPr>
-      </w:pPr>
-      <w:r>
-        <w:rPr>
-          <w:rFonts w:hint="default"/>
-        </w:rPr>
-        <w:t>1. 先确认 Docker 和数据库在跑</w:t>
-      </w:r>
-    </w:p>
-    <w:p>
-      <w:pPr>
-        <w:rPr>
-          <w:rFonts w:hint="default"/>
-        </w:rPr>
-      </w:pPr>
-    </w:p>
-    <w:p>
-      <w:pPr>
-        <w:rPr>
-          <w:rFonts w:hint="default"/>
-        </w:rPr>
-      </w:pPr>
-      <w:r>
-        <w:rPr>
-          <w:rFonts w:hint="default"/>
-        </w:rPr>
-        <w:t>cd C:\SwiftAIERP</w:t>
-      </w:r>
-    </w:p>
-    <w:p>
-      <w:pPr>
-        <w:rPr>
-          <w:rFonts w:hint="default"/>
-        </w:rPr>
-      </w:pPr>
-      <w:r>
-        <w:rPr>
-          <w:rFonts w:hint="default"/>
-        </w:rPr>
-        <w:t>docker compose ps</w:t>
-      </w:r>
-    </w:p>
-    <w:p>
-      <w:pPr>
-        <w:rPr>
-          <w:rFonts w:hint="default"/>
-        </w:rPr>
-      </w:pPr>
-    </w:p>
-    <w:p>
-      <w:pPr>
-        <w:rPr>
-          <w:rFonts w:hint="default"/>
-        </w:rPr>
-      </w:pPr>
-      <w:r>
-        <w:rPr>
-          <w:rFonts w:hint="default"/>
-        </w:rPr>
-        <w:t>如果 postgres 不是 Up，启动它：</w:t>
-      </w:r>
-    </w:p>
-    <w:p>
-      <w:pPr>
-        <w:rPr>
-          <w:rFonts w:hint="default"/>
-        </w:rPr>
-      </w:pPr>
-    </w:p>
-    <w:p>
-      <w:pPr>
-        <w:rPr>
-          <w:rFonts w:hint="default"/>
-        </w:rPr>
-      </w:pPr>
-      <w:r>
-        <w:rPr>
-          <w:rFonts w:hint="default"/>
-        </w:rPr>
-        <w:t>docker compose up -d postgres redis</w:t>
-      </w:r>
-    </w:p>
-    <w:p>
-      <w:pPr>
-        <w:rPr>
-          <w:rFonts w:hint="default"/>
-        </w:rPr>
-      </w:pPr>
-    </w:p>
-    <w:p>
-      <w:pPr>
-        <w:rPr>
-          <w:rFonts w:hint="default"/>
-        </w:rPr>
-      </w:pPr>
-      <w:r>
-        <w:rPr>
-          <w:rFonts w:hint="default"/>
-        </w:rPr>
-        <w:t>2. 启动 Auth 服务（新开终端窗口，保持运行）</w:t>
-      </w:r>
-    </w:p>
-    <w:p>
-      <w:pPr>
-        <w:rPr>
-          <w:rFonts w:hint="default"/>
-        </w:rPr>
-      </w:pPr>
-    </w:p>
-    <w:p>
-      <w:pPr>
-        <w:rPr>
-          <w:rFonts w:hint="default"/>
-        </w:rPr>
-      </w:pPr>
-      <w:r>
-        <w:rPr>
-          <w:rFonts w:hint="default"/>
-        </w:rPr>
-        <w:t>cd C:\SwiftAIERP\backend</w:t>
-      </w:r>
-    </w:p>
-    <w:p>
-      <w:pPr>
-        <w:rPr>
-          <w:rFonts w:hint="default"/>
-        </w:rPr>
-      </w:pPr>
-      <w:r>
-        <w:rPr>
-          <w:rFonts w:hint="default"/>
-        </w:rPr>
-        <w:t>go run .\cmd\auth-service\</w:t>
-      </w:r>
-    </w:p>
-    <w:p>
-      <w:pPr>
-        <w:rPr>
-          <w:rFonts w:hint="default"/>
-        </w:rPr>
-      </w:pPr>
-    </w:p>
-    <w:p>
-      <w:pPr>
-        <w:rPr>
-          <w:rFonts w:hint="default"/>
-        </w:rPr>
-      </w:pPr>
-      <w:r>
-        <w:rPr>
-          <w:rFonts w:hint="default"/>
-        </w:rPr>
-        <w:t>看到出现 auth-service starting 再下一步。</w:t>
-      </w:r>
-    </w:p>
-    <w:p>
-      <w:pPr>
-        <w:rPr>
-          <w:rFonts w:hint="default"/>
-        </w:rPr>
-      </w:pPr>
-    </w:p>
-    <w:p>
-      <w:pPr>
-        <w:rPr>
-          <w:rFonts w:hint="default"/>
-        </w:rPr>
-      </w:pPr>
-      <w:r>
-        <w:rPr>
-          <w:rFonts w:hint="default"/>
-        </w:rPr>
-        <w:t>3. 启动 API 网关（再新开一个终端窗口）</w:t>
-      </w:r>
-    </w:p>
-    <w:p>
-      <w:pPr>
-        <w:rPr>
-          <w:rFonts w:hint="default"/>
-        </w:rPr>
-      </w:pPr>
-    </w:p>
-    <w:p>
-      <w:pPr>
-        <w:rPr>
-          <w:rFonts w:hint="default"/>
-        </w:rPr>
-      </w:pPr>
-      <w:r>
-        <w:rPr>
-          <w:rFonts w:hint="default"/>
-        </w:rPr>
-        <w:t>cd C:\SwiftAIERP\backend</w:t>
-      </w:r>
-    </w:p>
-    <w:p>
-      <w:pPr>
-        <w:rPr>
-          <w:rFonts w:hint="default"/>
-        </w:rPr>
-      </w:pPr>
-      <w:r>
-        <w:rPr>
-          <w:rFonts w:hint="default"/>
-        </w:rPr>
-        <w:t>go run .\cmd\api-gateway\</w:t>
-      </w:r>
-    </w:p>
-    <w:p>
-      <w:pPr>
-        <w:rPr>
-          <w:rFonts w:hint="default"/>
-        </w:rPr>
-      </w:pPr>
-    </w:p>
-    <w:p>
-      <w:pPr>
-        <w:rPr>
-          <w:rFonts w:hint="default"/>
-        </w:rPr>
-      </w:pPr>
-      <w:r>
-        <w:rPr>
-          <w:rFonts w:hint="default"/>
-        </w:rPr>
-        <w:t>看到出现 api-gateway starting 然后：</w:t>
-      </w:r>
-    </w:p>
-    <w:p>
-      <w:pPr>
-        <w:rPr>
-          <w:rFonts w:hint="default"/>
-          <w:lang w:val="en-US"/>
-        </w:rPr>
-      </w:pPr>
-    </w:p>
-    <w:p>
-      <w:pPr>
-        <w:rPr>
-          <w:rFonts w:hint="default"/>
-        </w:rPr>
-      </w:pPr>
-      <w:r>
-        <w:rPr>
-          <w:rFonts w:hint="default"/>
-        </w:rPr>
-        <w:t>4. 确认服务已通</w:t>
-      </w:r>
-    </w:p>
-    <w:p>
-      <w:pPr>
-        <w:rPr>
-          <w:rFonts w:hint="default"/>
-        </w:rPr>
-      </w:pPr>
-    </w:p>
-    <w:p>
-      <w:pPr>
-        <w:rPr>
-          <w:rFonts w:hint="default"/>
-        </w:rPr>
-      </w:pPr>
-      <w:r>
-        <w:rPr>
-          <w:rFonts w:hint="default"/>
-        </w:rPr>
-        <w:t>在第三个终端里测试：</w:t>
-      </w:r>
-    </w:p>
-    <w:p>
-      <w:pPr>
-        <w:rPr>
-          <w:rFonts w:hint="default"/>
-        </w:rPr>
-      </w:pPr>
-    </w:p>
-    <w:p>
-      <w:pPr>
-        <w:rPr>
-          <w:rFonts w:hint="default"/>
-        </w:rPr>
-      </w:pPr>
-      <w:r>
-        <w:rPr>
-          <w:rFonts w:hint="default"/>
-        </w:rPr>
-        <w:t>curl.exe http://localhost:8080/health</w:t>
-      </w:r>
-    </w:p>
-    <w:p>
-      <w:pPr>
-        <w:rPr>
-          <w:rFonts w:hint="default"/>
-        </w:rPr>
-      </w:pPr>
-    </w:p>
-    <w:p>
-      <w:pPr>
-        <w:rPr>
-          <w:rFonts w:hint="default"/>
-        </w:rPr>
-      </w:pPr>
-      <w:r>
-        <w:rPr>
-          <w:rFonts w:hint="default"/>
-        </w:rPr>
-        <w:t>应该返回 {"status":"ok","service":"api-gateway"}</w:t>
-      </w:r>
-    </w:p>
-    <w:p>
-      <w:pPr>
-        <w:rPr>
-          <w:rFonts w:hint="default"/>
-        </w:rPr>
-      </w:pPr>
-    </w:p>
-    <w:p>
-      <w:pPr>
-        <w:rPr>
-          <w:rFonts w:hint="default"/>
-        </w:rPr>
-      </w:pPr>
-      <w:r>
-        <w:rPr>
-          <w:rFonts w:hint="default"/>
-        </w:rPr>
-        <w:t>5. 重新注册用户（之前注册的数据可能丢了）</w:t>
-      </w:r>
-    </w:p>
-    <w:p>
-      <w:pPr>
-        <w:rPr>
-          <w:rFonts w:hint="default"/>
-        </w:rPr>
-      </w:pPr>
-    </w:p>
-    <w:p>
-      <w:pPr>
-        <w:rPr>
-          <w:rFonts w:hint="default"/>
-        </w:rPr>
-      </w:pPr>
-      <w:r>
-        <w:rPr>
-          <w:rFonts w:hint="default"/>
-        </w:rPr>
-        <w:t>curl.exe -X POST http://localhost:8080/api/v1/auth/register -H "Content-Type: application/json" -d "{\"email\":\"admin@test.com\",\"password\":\"test123456\",\"display_name\":\"Admin\",\"company_name\":\"MyCo\"}"</w:t>
-      </w:r>
-    </w:p>
-    <w:p>
-      <w:pPr>
-        <w:rPr>
-          <w:rFonts w:hint="default"/>
-        </w:rPr>
-      </w:pPr>
-    </w:p>
-    <w:p>
-      <w:pPr>
-        <w:rPr>
-          <w:rFonts w:hint="default"/>
-        </w:rPr>
-      </w:pPr>
-      <w:r>
-        <w:rPr>
-          <w:rFonts w:hint="default"/>
-        </w:rPr>
-        <w:t>6. 回到 Flutter → Chrome，刷新页面再试登录</w:t>
-      </w:r>
-    </w:p>
-    <w:p/>
-    <w:p/>
-    <w:p>
-      <w:pPr>
-        <w:rPr>
-          <w:rFonts w:hint="default"/>
-          <w:lang w:val="en-US"/>
-        </w:rPr>
-      </w:pPr>
-      <w:r>
-        <w:rPr>
-          <w:rFonts w:hint="default"/>
-          <w:lang w:val="en-US"/>
-        </w:rPr>
-        <w:t xml:space="preserve">Start Flutter </w:t>
-      </w:r>
-    </w:p>
-    <w:p>
-      <w:pPr>
-        <w:rPr>
-          <w:rFonts w:hint="eastAsia" w:eastAsiaTheme="minorEastAsia"/>
-          <w:lang w:val="en-US" w:eastAsia="zh-CN"/>
-        </w:rPr>
-      </w:pPr>
-    </w:p>
-    <w:p>
-      <w:pPr>
-        <w:rPr>
-          <w:rFonts w:hint="default"/>
-          <w:lang w:val="en-US"/>
-        </w:rPr>
-      </w:pPr>
-      <w:r>
-        <w:rPr>
-          <w:rFonts w:hint="default"/>
-          <w:lang w:val="en-US"/>
-        </w:rPr>
-        <w:t>flutter run -d chrome</w:t>
-      </w:r>
-    </w:p>
-    <w:p>
-      <w:pPr>
-        <w:rPr>
-          <w:rFonts w:hint="default"/>
-          <w:lang w:val="en-US"/>
-        </w:rPr>
-      </w:pPr>
-    </w:p>
-    <w:p>
-      <w:pPr>
-        <w:rPr>
-          <w:rFonts w:hint="default"/>
-          <w:lang w:val="en-US"/>
-        </w:rPr>
-      </w:pPr>
     </w:p>
     <w:sectPr>
       <w:pgSz w:w="11906" w:h="16838"/>

--- a/StartServer.docx
+++ b/StartServer.docx
@@ -6,6 +6,58 @@
       <w:pPr>
         <w:rPr>
           <w:rFonts w:hint="default"/>
+          <w:lang w:val="en-US"/>
+        </w:rPr>
+      </w:pPr>
+      <w:r>
+        <w:rPr>
+          <w:rFonts w:hint="default"/>
+          <w:lang w:val="en-US"/>
+        </w:rPr>
+        <w:t xml:space="preserve">Git hub backup </w:t>
+      </w:r>
+    </w:p>
+    <w:p>
+      <w:pPr>
+        <w:rPr>
+          <w:rFonts w:hint="default"/>
+        </w:rPr>
+      </w:pPr>
+      <w:r>
+        <w:rPr>
+          <w:rFonts w:hint="default"/>
+        </w:rPr>
+        <w:t>git push -u origin main</w:t>
+      </w:r>
+    </w:p>
+    <w:p>
+      <w:pPr>
+        <w:rPr>
+          <w:rFonts w:hint="default"/>
+          <w:lang w:val="en-US"/>
+        </w:rPr>
+      </w:pPr>
+    </w:p>
+    <w:p>
+      <w:pPr>
+        <w:rPr>
+          <w:rFonts w:hint="default"/>
+          <w:lang w:val="en-US"/>
+        </w:rPr>
+      </w:pPr>
+    </w:p>
+    <w:p>
+      <w:pPr>
+        <w:rPr>
+          <w:rFonts w:hint="default"/>
+          <w:lang w:val="en-US"/>
+        </w:rPr>
+      </w:pPr>
+    </w:p>
+    <w:p>
+      <w:pPr>
+        <w:rPr>
+          <w:rFonts w:hint="default"/>
         </w:rPr>
       </w:pPr>
       <w:r>
@@ -21,12 +73,432 @@
           <w:rFonts w:hint="default"/>
         </w:rPr>
       </w:pPr>
-      <w:r>
-        <w:rPr>
-          <w:rFonts w:hint="default"/>
-        </w:rPr>
-        <w:t>git push -u origin main</w:t>
-      </w:r>
+    </w:p>
+    <w:p>
+      <w:pPr>
+        <w:keepNext w:val="0"/>
+        <w:keepLines w:val="0"/>
+        <w:widowControl/>
+        <w:suppressLineNumbers w:val="0"/>
+        <w:jc w:val="left"/>
+        <w:rPr>
+          <w:rFonts w:ascii="SimSun" w:hAnsi="SimSun" w:eastAsia="SimSun" w:cs="SimSun"/>
+          <w:kern w:val="0"/>
+          <w:sz w:val="24"/>
+          <w:szCs w:val="24"/>
+          <w:lang w:val="en-US" w:eastAsia="zh-CN" w:bidi="ar"/>
+        </w:rPr>
+      </w:pPr>
+      <w:r>
+        <w:rPr>
+          <w:rFonts w:ascii="SimSun" w:hAnsi="SimSun" w:eastAsia="SimSun" w:cs="SimSun"/>
+          <w:kern w:val="0"/>
+          <w:sz w:val="24"/>
+          <w:szCs w:val="24"/>
+          <w:lang w:val="en-US" w:eastAsia="zh-CN" w:bidi="ar"/>
+        </w:rPr>
+        <w:t>端口 8080 被占用了。先查是谁在用，然后清理</w:t>
+      </w:r>
+      <w:r>
+        <w:rPr>
+          <w:rFonts w:hint="eastAsia" w:ascii="SimSun" w:hAnsi="SimSun" w:eastAsia="SimSun" w:cs="SimSun"/>
+          <w:kern w:val="0"/>
+          <w:sz w:val="24"/>
+          <w:szCs w:val="24"/>
+          <w:lang w:val="en-US" w:eastAsia="zh-CN" w:bidi="ar"/>
+        </w:rPr>
+        <w:t>，使用powershell</w:t>
+      </w:r>
+      <w:r>
+        <w:rPr>
+          <w:rFonts w:ascii="SimSun" w:hAnsi="SimSun" w:eastAsia="SimSun" w:cs="SimSun"/>
+          <w:kern w:val="0"/>
+          <w:sz w:val="24"/>
+          <w:szCs w:val="24"/>
+          <w:lang w:val="en-US" w:eastAsia="zh-CN" w:bidi="ar"/>
+        </w:rPr>
+        <w:t>：</w:t>
+      </w:r>
+      <w:r>
+        <w:rPr>
+          <w:rFonts w:ascii="SimSun" w:hAnsi="SimSun" w:eastAsia="SimSun" w:cs="SimSun"/>
+          <w:kern w:val="0"/>
+          <w:sz w:val="24"/>
+          <w:szCs w:val="24"/>
+          <w:lang w:val="en-US" w:eastAsia="zh-CN" w:bidi="ar"/>
+        </w:rPr>
+        <w:br w:type="textWrapping"/>
+      </w:r>
+    </w:p>
+    <w:p>
+      <w:pPr>
+        <w:keepNext w:val="0"/>
+        <w:keepLines w:val="0"/>
+        <w:widowControl/>
+        <w:suppressLineNumbers w:val="0"/>
+        <w:jc w:val="left"/>
+      </w:pPr>
+      <w:r>
+        <w:rPr>
+          <w:rFonts w:ascii="SimSun" w:hAnsi="SimSun" w:eastAsia="SimSun" w:cs="SimSun"/>
+          <w:kern w:val="0"/>
+          <w:sz w:val="24"/>
+          <w:szCs w:val="24"/>
+          <w:lang w:val="en-US" w:eastAsia="zh-CN" w:bidi="ar"/>
+        </w:rPr>
+        <w:t>之前跑的前端进程还占着 3000，先杀掉再启动：</w:t>
+      </w:r>
+    </w:p>
+    <w:p>
+      <w:pPr>
+        <w:pStyle w:val="4"/>
+        <w:keepNext w:val="0"/>
+        <w:keepLines w:val="0"/>
+        <w:widowControl/>
+        <w:suppressLineNumbers w:val="0"/>
+      </w:pPr>
+      <w:r>
+        <w:t>taskkill /F /IM dart.exe 2&gt;$null; flutter run -d web-server --web-port 3000 --web-hostname 0.0.0.0</w:t>
+      </w:r>
+    </w:p>
+    <w:p>
+      <w:pPr>
+        <w:keepNext w:val="0"/>
+        <w:keepLines w:val="0"/>
+        <w:widowControl/>
+        <w:suppressLineNumbers w:val="0"/>
+        <w:jc w:val="left"/>
+      </w:pPr>
+    </w:p>
+    <w:p>
+      <w:pPr>
+        <w:keepNext w:val="0"/>
+        <w:keepLines w:val="0"/>
+        <w:widowControl/>
+        <w:suppressLineNumbers w:val="0"/>
+        <w:jc w:val="left"/>
+        <w:rPr>
+          <w:rFonts w:ascii="SimSun" w:hAnsi="SimSun" w:eastAsia="SimSun" w:cs="SimSun"/>
+          <w:kern w:val="0"/>
+          <w:sz w:val="24"/>
+          <w:szCs w:val="24"/>
+          <w:lang w:val="en-US" w:eastAsia="zh-CN" w:bidi="ar"/>
+        </w:rPr>
+      </w:pPr>
+      <w:bookmarkStart w:id="0" w:name="_GoBack"/>
+      <w:bookmarkEnd w:id="0"/>
+    </w:p>
+    <w:p>
+      <w:pPr>
+        <w:keepNext w:val="0"/>
+        <w:keepLines w:val="0"/>
+        <w:widowControl/>
+        <w:suppressLineNumbers w:val="0"/>
+        <w:jc w:val="left"/>
+      </w:pPr>
+      <w:r>
+        <w:rPr>
+          <w:rFonts w:ascii="SimSun" w:hAnsi="SimSun" w:eastAsia="SimSun" w:cs="SimSun"/>
+          <w:kern w:val="0"/>
+          <w:sz w:val="24"/>
+          <w:szCs w:val="24"/>
+          <w:lang w:val="en-US" w:eastAsia="zh-CN" w:bidi="ar"/>
+        </w:rPr>
+        <w:br w:type="textWrapping"/>
+      </w:r>
+      <w:r>
+        <w:rPr>
+          <w:rFonts w:ascii="SimSun" w:hAnsi="SimSun" w:eastAsia="SimSun" w:cs="SimSun"/>
+          <w:kern w:val="0"/>
+          <w:sz w:val="24"/>
+          <w:szCs w:val="24"/>
+          <w:lang w:val="en-US" w:eastAsia="zh-CN" w:bidi="ar"/>
+        </w:rPr>
+        <w:t># 查看占用 8080 端口的进程 ID</w:t>
+      </w:r>
+      <w:r>
+        <w:rPr>
+          <w:rFonts w:ascii="SimSun" w:hAnsi="SimSun" w:eastAsia="SimSun" w:cs="SimSun"/>
+          <w:kern w:val="0"/>
+          <w:sz w:val="24"/>
+          <w:szCs w:val="24"/>
+          <w:lang w:val="en-US" w:eastAsia="zh-CN" w:bidi="ar"/>
+        </w:rPr>
+        <w:br w:type="textWrapping"/>
+      </w:r>
+      <w:r>
+        <w:rPr>
+          <w:rFonts w:ascii="SimSun" w:hAnsi="SimSun" w:eastAsia="SimSun" w:cs="SimSun"/>
+          <w:kern w:val="0"/>
+          <w:sz w:val="24"/>
+          <w:szCs w:val="24"/>
+          <w:lang w:val="en-US" w:eastAsia="zh-CN" w:bidi="ar"/>
+        </w:rPr>
+        <w:t>netstat -ano | findstr :8080</w:t>
+      </w:r>
+    </w:p>
+    <w:p>
+      <w:pPr>
+        <w:rPr>
+          <w:rFonts w:hint="default"/>
+        </w:rPr>
+      </w:pPr>
+    </w:p>
+    <w:p>
+      <w:pPr>
+        <w:pStyle w:val="4"/>
+        <w:keepNext w:val="0"/>
+        <w:keepLines w:val="0"/>
+        <w:widowControl/>
+        <w:suppressLineNumbers w:val="0"/>
+      </w:pPr>
+      <w:r>
+        <w:t># 杀掉该进程（把最后一列的 PID 替换进去）</w:t>
+      </w:r>
+    </w:p>
+    <w:p>
+      <w:pPr>
+        <w:pStyle w:val="4"/>
+        <w:keepNext w:val="0"/>
+        <w:keepLines w:val="0"/>
+        <w:widowControl/>
+        <w:suppressLineNumbers w:val="0"/>
+      </w:pPr>
+      <w:r>
+        <w:t>taskkill /F /PID &lt;PID号码&gt;</w:t>
+      </w:r>
+    </w:p>
+    <w:p>
+      <w:pPr>
+        <w:rPr>
+          <w:rFonts w:hint="default"/>
+        </w:rPr>
+      </w:pPr>
+    </w:p>
+    <w:p>
+      <w:pPr>
+        <w:keepNext w:val="0"/>
+        <w:keepLines w:val="0"/>
+        <w:widowControl/>
+        <w:suppressLineNumbers w:val="0"/>
+        <w:spacing w:after="240" w:afterAutospacing="0"/>
+        <w:jc w:val="left"/>
+      </w:pPr>
+      <w:r>
+        <w:rPr>
+          <w:rFonts w:ascii="SimSun" w:hAnsi="SimSun" w:eastAsia="SimSun" w:cs="SimSun"/>
+          <w:kern w:val="0"/>
+          <w:sz w:val="24"/>
+          <w:szCs w:val="24"/>
+          <w:lang w:val="en-US" w:eastAsia="zh-CN" w:bidi="ar"/>
+        </w:rPr>
+        <w:t>或者一步到位杀掉所有残余的 Go 进程：</w:t>
+      </w:r>
+    </w:p>
+    <w:p>
+      <w:pPr>
+        <w:pStyle w:val="4"/>
+        <w:keepNext w:val="0"/>
+        <w:keepLines w:val="0"/>
+        <w:widowControl/>
+        <w:suppressLineNumbers w:val="0"/>
+      </w:pPr>
+      <w:r>
+        <w:t>taskkill /F /IM go.exe</w:t>
+      </w:r>
+    </w:p>
+    <w:p>
+      <w:pPr>
+        <w:rPr>
+          <w:rFonts w:hint="default"/>
+        </w:rPr>
+      </w:pPr>
+    </w:p>
+    <w:p>
+      <w:pPr>
+        <w:keepNext w:val="0"/>
+        <w:keepLines w:val="0"/>
+        <w:widowControl/>
+        <w:suppressLineNumbers w:val="0"/>
+        <w:spacing w:after="240" w:afterAutospacing="0"/>
+        <w:jc w:val="left"/>
+      </w:pPr>
+      <w:r>
+        <w:rPr>
+          <w:rFonts w:ascii="SimSun" w:hAnsi="SimSun" w:eastAsia="SimSun" w:cs="SimSun"/>
+          <w:kern w:val="0"/>
+          <w:sz w:val="24"/>
+          <w:szCs w:val="24"/>
+          <w:lang w:val="en-US" w:eastAsia="zh-CN" w:bidi="ar"/>
+        </w:rPr>
+        <w:t>然后重新启动：</w:t>
+      </w:r>
+    </w:p>
+    <w:p>
+      <w:pPr>
+        <w:pStyle w:val="4"/>
+        <w:keepNext w:val="0"/>
+        <w:keepLines w:val="0"/>
+        <w:widowControl/>
+        <w:suppressLineNumbers w:val="0"/>
+      </w:pPr>
+      <w:r>
+        <w:t>cd C:\SwiftAIERP\backend</w:t>
+      </w:r>
+    </w:p>
+    <w:p>
+      <w:pPr>
+        <w:pStyle w:val="4"/>
+        <w:keepNext w:val="0"/>
+        <w:keepLines w:val="0"/>
+        <w:widowControl/>
+        <w:suppressLineNumbers w:val="0"/>
+      </w:pPr>
+      <w:r>
+        <w:t>go run .\cmd\api-gateway</w:t>
+      </w:r>
+    </w:p>
+    <w:p>
+      <w:pPr>
+        <w:keepNext w:val="0"/>
+        <w:keepLines w:val="0"/>
+        <w:widowControl/>
+        <w:suppressLineNumbers w:val="0"/>
+        <w:jc w:val="left"/>
+      </w:pPr>
+      <w:r>
+        <w:rPr>
+          <w:rFonts w:hint="eastAsia" w:ascii="SimSun" w:hAnsi="SimSun" w:eastAsia="SimSun" w:cs="SimSun"/>
+          <w:kern w:val="0"/>
+          <w:sz w:val="24"/>
+          <w:szCs w:val="24"/>
+          <w:lang w:val="en-US" w:eastAsia="zh-CN" w:bidi="ar"/>
+        </w:rPr>
+        <w:t>g</w:t>
+      </w:r>
+      <w:r>
+        <w:rPr>
+          <w:rFonts w:ascii="SimSun" w:hAnsi="SimSun" w:eastAsia="SimSun" w:cs="SimSun"/>
+          <w:kern w:val="0"/>
+          <w:sz w:val="24"/>
+          <w:szCs w:val="24"/>
+          <w:lang w:val="en-US" w:eastAsia="zh-CN" w:bidi="ar"/>
+        </w:rPr>
+        <w:t xml:space="preserve">o run </w:t>
+      </w:r>
+      <w:r>
+        <w:rPr>
+          <w:rFonts w:hint="default" w:ascii="SimSun" w:hAnsi="SimSun" w:eastAsia="SimSun" w:cs="SimSun"/>
+          <w:kern w:val="0"/>
+          <w:sz w:val="24"/>
+          <w:szCs w:val="24"/>
+          <w:lang w:val="en-US" w:eastAsia="zh-CN" w:bidi="ar"/>
+        </w:rPr>
+        <w:t>.</w:t>
+      </w:r>
+      <w:r>
+        <w:t>\cmd\auth-service</w:t>
+      </w:r>
+    </w:p>
+    <w:p>
+      <w:pPr>
+        <w:pStyle w:val="4"/>
+        <w:keepNext w:val="0"/>
+        <w:keepLines w:val="0"/>
+        <w:widowControl/>
+        <w:suppressLineNumbers w:val="0"/>
+      </w:pPr>
+    </w:p>
+    <w:p>
+      <w:pPr>
+        <w:rPr>
+          <w:rFonts w:hint="default"/>
+        </w:rPr>
+      </w:pPr>
+    </w:p>
+    <w:p>
+      <w:pPr>
+        <w:rPr>
+          <w:rFonts w:hint="default"/>
+        </w:rPr>
+      </w:pPr>
+    </w:p>
+    <w:p>
+      <w:pPr>
+        <w:rPr>
+          <w:rFonts w:hint="default"/>
+        </w:rPr>
+      </w:pPr>
+    </w:p>
+    <w:p>
+      <w:pPr>
+        <w:rPr>
+          <w:rFonts w:hint="default"/>
+        </w:rPr>
+      </w:pPr>
+    </w:p>
+    <w:p>
+      <w:pPr>
+        <w:rPr>
+          <w:rFonts w:hint="default"/>
+        </w:rPr>
+      </w:pPr>
+    </w:p>
+    <w:p>
+      <w:pPr>
+        <w:rPr>
+          <w:rFonts w:hint="default"/>
+        </w:rPr>
+      </w:pPr>
+    </w:p>
+    <w:p>
+      <w:pPr>
+        <w:rPr>
+          <w:rFonts w:hint="default"/>
+        </w:rPr>
+      </w:pPr>
+    </w:p>
+    <w:p>
+      <w:pPr>
+        <w:rPr>
+          <w:rFonts w:hint="default"/>
+        </w:rPr>
+      </w:pPr>
+    </w:p>
+    <w:p>
+      <w:pPr>
+        <w:rPr>
+          <w:rFonts w:hint="default"/>
+        </w:rPr>
+      </w:pPr>
+    </w:p>
+    <w:p>
+      <w:pPr>
+        <w:rPr>
+          <w:rFonts w:hint="default"/>
+        </w:rPr>
+      </w:pPr>
+    </w:p>
+    <w:p>
+      <w:pPr>
+        <w:rPr>
+          <w:rFonts w:hint="default"/>
+        </w:rPr>
+      </w:pPr>
+    </w:p>
+    <w:p>
+      <w:pPr>
+        <w:rPr>
+          <w:rFonts w:hint="default"/>
+        </w:rPr>
+      </w:pPr>
+    </w:p>
+    <w:p>
+      <w:pPr>
+        <w:rPr>
+          <w:rFonts w:hint="default"/>
+        </w:rPr>
+      </w:pPr>
     </w:p>
     <w:p>
       <w:pPr>
@@ -2849,8 +3321,6 @@
         </w:rPr>
         <w:t>→ entry_repo.Create()              # 事务内写入 header + lines</w:t>
       </w:r>
-      <w:bookmarkStart w:id="0" w:name="_GoBack"/>
-      <w:bookmarkEnd w:id="0"/>
     </w:p>
     <w:sectPr>
       <w:pgSz w:w="11906" w:h="16838"/>
@@ -2867,7 +3337,7 @@
   <w:docDefaults>
     <w:rPrDefault>
       <w:rPr>
-        <w:rFonts w:asciiTheme="minorHAnsi" w:hAnsiTheme="minorHAnsi" w:eastAsiaTheme="minorEastAsia" w:cstheme="minorBidi"/>
+        <w:rFonts w:ascii="Times New Roman" w:hAnsi="Times New Roman" w:eastAsia="SimSun" w:cs="Times New Roman"/>
       </w:rPr>
     </w:rPrDefault>
     <w:pPrDefault/>
@@ -2972,7 +3442,7 @@
     <w:lsdException w:unhideWhenUsed="0" w:uiPriority="0" w:semiHidden="0" w:name="HTML Code"/>
     <w:lsdException w:unhideWhenUsed="0" w:uiPriority="0" w:semiHidden="0" w:name="HTML Definition"/>
     <w:lsdException w:unhideWhenUsed="0" w:uiPriority="0" w:semiHidden="0" w:name="HTML Keyboard"/>
-    <w:lsdException w:unhideWhenUsed="0" w:uiPriority="0" w:semiHidden="0" w:name="HTML Preformatted"/>
+    <w:lsdException w:qFormat="1" w:unhideWhenUsed="0" w:uiPriority="0" w:semiHidden="0" w:name="HTML Preformatted"/>
     <w:lsdException w:unhideWhenUsed="0" w:uiPriority="0" w:semiHidden="0" w:name="HTML Sample"/>
     <w:lsdException w:unhideWhenUsed="0" w:uiPriority="0" w:semiHidden="0" w:name="HTML Typewriter"/>
     <w:lsdException w:unhideWhenUsed="0" w:uiPriority="0" w:semiHidden="0" w:name="HTML Variable"/>
@@ -3150,6 +3620,39 @@
         <w:right w:w="108" w:type="dxa"/>
       </w:tblCellMar>
     </w:tblPr>
+  </w:style>
+  <w:style w:type="paragraph" w:styleId="4">
+    <w:name w:val="HTML Preformatted"/>
+    <w:qFormat/>
+    <w:uiPriority w:val="0"/>
+    <w:pPr>
+      <w:tabs>
+        <w:tab w:val="left" w:pos="916"/>
+        <w:tab w:val="left" w:pos="1832"/>
+        <w:tab w:val="left" w:pos="2748"/>
+        <w:tab w:val="left" w:pos="3664"/>
+        <w:tab w:val="left" w:pos="4580"/>
+        <w:tab w:val="left" w:pos="5496"/>
+        <w:tab w:val="left" w:pos="6412"/>
+        <w:tab w:val="left" w:pos="7328"/>
+        <w:tab w:val="left" w:pos="8244"/>
+        <w:tab w:val="left" w:pos="9160"/>
+        <w:tab w:val="left" w:pos="10076"/>
+        <w:tab w:val="left" w:pos="10992"/>
+        <w:tab w:val="left" w:pos="11908"/>
+        <w:tab w:val="left" w:pos="12824"/>
+        <w:tab w:val="left" w:pos="13740"/>
+        <w:tab w:val="left" w:pos="14656"/>
+      </w:tabs>
+      <w:jc w:val="left"/>
+    </w:pPr>
+    <w:rPr>
+      <w:rFonts w:hint="eastAsia" w:ascii="SimSun" w:hAnsi="SimSun" w:eastAsia="SimSun" w:cs="SimSun"/>
+      <w:kern w:val="0"/>
+      <w:sz w:val="24"/>
+      <w:szCs w:val="24"/>
+      <w:lang w:val="en-US" w:eastAsia="zh-CN" w:bidi="ar"/>
+    </w:rPr>
   </w:style>
 </w:styles>
 </file>

--- a/StartServer.docx
+++ b/StartServer.docx
@@ -49,30 +49,17 @@
     <w:p>
       <w:pPr>
         <w:rPr>
-          <w:rFonts w:hint="default"/>
-          <w:lang w:val="en-US"/>
-        </w:rPr>
-      </w:pPr>
-    </w:p>
-    <w:p>
-      <w:pPr>
-        <w:rPr>
-          <w:rFonts w:hint="default"/>
-        </w:rPr>
-      </w:pPr>
-      <w:r>
-        <w:rPr>
-          <w:rFonts w:hint="default"/>
-        </w:rPr>
-        <w:t>启动顺序</w:t>
-      </w:r>
-    </w:p>
-    <w:p>
-      <w:pPr>
-        <w:rPr>
-          <w:rFonts w:hint="default"/>
-        </w:rPr>
-      </w:pPr>
+          <w:rFonts w:hint="eastAsia"/>
+          <w:lang w:val="en-US" w:eastAsia="zh-CN"/>
+        </w:rPr>
+      </w:pPr>
+      <w:r>
+        <w:rPr>
+          <w:rFonts w:hint="eastAsia"/>
+          <w:lang w:val="en-US" w:eastAsia="zh-CN"/>
+        </w:rPr>
+        <w:t>编译：</w:t>
+      </w:r>
     </w:p>
     <w:p>
       <w:pPr>
@@ -81,6 +68,8 @@
         <w:widowControl/>
         <w:suppressLineNumbers w:val="0"/>
         <w:jc w:val="left"/>
+      </w:pPr>
+      <w:r>
         <w:rPr>
           <w:rFonts w:ascii="SimSun" w:hAnsi="SimSun" w:eastAsia="SimSun" w:cs="SimSun"/>
           <w:kern w:val="0"/>
@@ -88,8 +77,60 @@
           <w:szCs w:val="24"/>
           <w:lang w:val="en-US" w:eastAsia="zh-CN" w:bidi="ar"/>
         </w:rPr>
-      </w:pPr>
-      <w:r>
+        <w:t>go build -o bin\auth-service.exe .\cmd\auth-service\</w:t>
+      </w:r>
+    </w:p>
+    <w:p>
+      <w:pPr>
+        <w:rPr>
+          <w:rFonts w:hint="default"/>
+          <w:lang w:val="en-US" w:eastAsia="zh-CN"/>
+        </w:rPr>
+      </w:pPr>
+    </w:p>
+    <w:p>
+      <w:pPr>
+        <w:rPr>
+          <w:rFonts w:hint="default"/>
+          <w:lang w:val="en-US"/>
+        </w:rPr>
+      </w:pPr>
+    </w:p>
+    <w:p>
+      <w:pPr>
+        <w:rPr>
+          <w:rFonts w:hint="default"/>
+          <w:lang w:val="en-US"/>
+        </w:rPr>
+      </w:pPr>
+    </w:p>
+    <w:p>
+      <w:pPr>
+        <w:rPr>
+          <w:rFonts w:hint="default"/>
+        </w:rPr>
+      </w:pPr>
+      <w:r>
+        <w:rPr>
+          <w:rFonts w:hint="default"/>
+        </w:rPr>
+        <w:t>启动顺序</w:t>
+      </w:r>
+    </w:p>
+    <w:p>
+      <w:pPr>
+        <w:rPr>
+          <w:rFonts w:hint="default"/>
+        </w:rPr>
+      </w:pPr>
+    </w:p>
+    <w:p>
+      <w:pPr>
+        <w:keepNext w:val="0"/>
+        <w:keepLines w:val="0"/>
+        <w:widowControl/>
+        <w:suppressLineNumbers w:val="0"/>
+        <w:jc w:val="left"/>
         <w:rPr>
           <w:rFonts w:ascii="SimSun" w:hAnsi="SimSun" w:eastAsia="SimSun" w:cs="SimSun"/>
           <w:kern w:val="0"/>
@@ -97,6 +138,15 @@
           <w:szCs w:val="24"/>
           <w:lang w:val="en-US" w:eastAsia="zh-CN" w:bidi="ar"/>
         </w:rPr>
+      </w:pPr>
+      <w:r>
+        <w:rPr>
+          <w:rFonts w:ascii="SimSun" w:hAnsi="SimSun" w:eastAsia="SimSun" w:cs="SimSun"/>
+          <w:kern w:val="0"/>
+          <w:sz w:val="24"/>
+          <w:szCs w:val="24"/>
+          <w:lang w:val="en-US" w:eastAsia="zh-CN" w:bidi="ar"/>
+        </w:rPr>
         <w:t>端口 8080 被占用了。先查是谁在用，然后清理</w:t>
       </w:r>
       <w:r>
@@ -151,7 +201,7 @@
     </w:p>
     <w:p>
       <w:pPr>
-        <w:pStyle w:val="4"/>
+        <w:pStyle w:val="5"/>
         <w:keepNext w:val="0"/>
         <w:keepLines w:val="0"/>
         <w:widowControl/>
@@ -185,8 +235,6 @@
           <w:lang w:val="en-US" w:eastAsia="zh-CN" w:bidi="ar"/>
         </w:rPr>
       </w:pPr>
-      <w:bookmarkStart w:id="0" w:name="_GoBack"/>
-      <w:bookmarkEnd w:id="0"/>
     </w:p>
     <w:p>
       <w:pPr>
@@ -246,7 +294,7 @@
     </w:p>
     <w:p>
       <w:pPr>
-        <w:pStyle w:val="4"/>
+        <w:pStyle w:val="5"/>
         <w:keepNext w:val="0"/>
         <w:keepLines w:val="0"/>
         <w:widowControl/>
@@ -258,7 +306,7 @@
     </w:p>
     <w:p>
       <w:pPr>
-        <w:pStyle w:val="4"/>
+        <w:pStyle w:val="5"/>
         <w:keepNext w:val="0"/>
         <w:keepLines w:val="0"/>
         <w:widowControl/>
@@ -297,7 +345,7 @@
     </w:p>
     <w:p>
       <w:pPr>
-        <w:pStyle w:val="4"/>
+        <w:pStyle w:val="5"/>
         <w:keepNext w:val="0"/>
         <w:keepLines w:val="0"/>
         <w:widowControl/>
@@ -336,7 +384,7 @@
     </w:p>
     <w:p>
       <w:pPr>
-        <w:pStyle w:val="4"/>
+        <w:pStyle w:val="5"/>
         <w:keepNext w:val="0"/>
         <w:keepLines w:val="0"/>
         <w:widowControl/>
@@ -348,66 +396,29 @@
     </w:p>
     <w:p>
       <w:pPr>
-        <w:pStyle w:val="4"/>
+        <w:pStyle w:val="5"/>
         <w:keepNext w:val="0"/>
         <w:keepLines w:val="0"/>
         <w:widowControl/>
         <w:suppressLineNumbers w:val="0"/>
       </w:pPr>
       <w:r>
-        <w:t>go run .\cmd\api-gateway</w:t>
-      </w:r>
-    </w:p>
-    <w:p>
-      <w:pPr>
+        <w:rPr>
+          <w:rStyle w:val="4"/>
+        </w:rPr>
+        <w:t>go run ./cmd/auth-service</w:t>
+      </w:r>
+    </w:p>
+    <w:p>
+      <w:pPr>
+        <w:pStyle w:val="5"/>
         <w:keepNext w:val="0"/>
         <w:keepLines w:val="0"/>
         <w:widowControl/>
         <w:suppressLineNumbers w:val="0"/>
-        <w:jc w:val="left"/>
-      </w:pPr>
-      <w:r>
-        <w:rPr>
-          <w:rFonts w:hint="eastAsia" w:ascii="SimSun" w:hAnsi="SimSun" w:eastAsia="SimSun" w:cs="SimSun"/>
-          <w:kern w:val="0"/>
-          <w:sz w:val="24"/>
-          <w:szCs w:val="24"/>
-          <w:lang w:val="en-US" w:eastAsia="zh-CN" w:bidi="ar"/>
-        </w:rPr>
-        <w:t>g</w:t>
-      </w:r>
-      <w:r>
-        <w:rPr>
-          <w:rFonts w:ascii="SimSun" w:hAnsi="SimSun" w:eastAsia="SimSun" w:cs="SimSun"/>
-          <w:kern w:val="0"/>
-          <w:sz w:val="24"/>
-          <w:szCs w:val="24"/>
-          <w:lang w:val="en-US" w:eastAsia="zh-CN" w:bidi="ar"/>
-        </w:rPr>
-        <w:t xml:space="preserve">o run </w:t>
-      </w:r>
-      <w:r>
-        <w:rPr>
-          <w:rFonts w:hint="default" w:ascii="SimSun" w:hAnsi="SimSun" w:eastAsia="SimSun" w:cs="SimSun"/>
-          <w:kern w:val="0"/>
-          <w:sz w:val="24"/>
-          <w:szCs w:val="24"/>
-          <w:lang w:val="en-US" w:eastAsia="zh-CN" w:bidi="ar"/>
-        </w:rPr>
-        <w:t>.</w:t>
-      </w:r>
-      <w:r>
-        <w:t>\cmd\auth-service</w:t>
-      </w:r>
-    </w:p>
-    <w:p>
-      <w:pPr>
-        <w:pStyle w:val="4"/>
-        <w:keepNext w:val="0"/>
-        <w:keepLines w:val="0"/>
-        <w:widowControl/>
-        <w:suppressLineNumbers w:val="0"/>
-      </w:pPr>
+      </w:pPr>
+      <w:bookmarkStart w:id="0" w:name="_GoBack"/>
+      <w:bookmarkEnd w:id="0"/>
     </w:p>
     <w:p>
       <w:pPr>
@@ -3621,7 +3632,17 @@
       </w:tblCellMar>
     </w:tblPr>
   </w:style>
-  <w:style w:type="paragraph" w:styleId="4">
+  <w:style w:type="character" w:styleId="4">
+    <w:name w:val="HTML Code"/>
+    <w:basedOn w:val="2"/>
+    <w:uiPriority w:val="0"/>
+    <w:rPr>
+      <w:rFonts w:ascii="Courier New" w:hAnsi="Courier New" w:cs="Courier New"/>
+      <w:sz w:val="20"/>
+      <w:szCs w:val="20"/>
+    </w:rPr>
+  </w:style>
+  <w:style w:type="paragraph" w:styleId="5">
     <w:name w:val="HTML Preformatted"/>
     <w:qFormat/>
     <w:uiPriority w:val="0"/>
